--- a/.docs/ru/01.01. asOK EntityNexus as Onion Kernel.docx
+++ b/.docs/ru/01.01. asOK EntityNexus as Onion Kernel.docx
@@ -4,7 +4,7 @@
   <w:body>
     <w:p>
       <w:pPr>
-        <w:pStyle w:val="a1"/>
+        <w:pStyle w:val="a2"/>
       </w:pPr>
       <w:r>
         <w:t>asOK</w:t>
@@ -18,7 +18,7 @@
     </w:p>
     <w:p>
       <w:pPr>
-        <w:pStyle w:val="a2"/>
+        <w:pStyle w:val="a3"/>
       </w:pPr>
       <w:r>
         <w:pict>
@@ -28,286 +28,182 @@
     </w:p>
     <w:p>
       <w:pPr>
-        <w:pStyle w:val="a2"/>
-        <w:rPr>
-          <w:lang w:val="ru-RU"/>
-        </w:rPr>
-      </w:pPr>
-      <w:r>
-        <w:rPr>
-          <w:lang w:val="ru-RU"/>
-        </w:rPr>
-        <w:t xml:space="preserve">Классическая </w:t>
-      </w:r>
-      <w:r>
-        <w:t>Onion</w:t>
-      </w:r>
-      <w:r>
-        <w:rPr>
-          <w:lang w:val="ru-RU"/>
-        </w:rPr>
-        <w:t xml:space="preserve"> </w:t>
-      </w:r>
-      <w:r>
-        <w:t>Architecture</w:t>
-      </w:r>
-      <w:r>
-        <w:rPr>
-          <w:lang w:val="ru-RU"/>
-        </w:rPr>
-        <w:t xml:space="preserve"> обычно изображается как набор концентрических слоев, где центральное положение занимает </w:t>
-      </w:r>
-      <w:r>
-        <w:t>Domain</w:t>
-      </w:r>
-      <w:r>
-        <w:rPr>
-          <w:lang w:val="ru-RU"/>
-        </w:rPr>
-        <w:t xml:space="preserve"> </w:t>
-      </w:r>
-      <w:r>
-        <w:t>Model</w:t>
-      </w:r>
-      <w:r>
-        <w:rPr>
-          <w:lang w:val="ru-RU"/>
-        </w:rPr>
-        <w:t xml:space="preserve">. Иногда внутри </w:t>
-      </w:r>
-      <w:r>
-        <w:t>Domain</w:t>
-      </w:r>
-      <w:r>
-        <w:rPr>
-          <w:lang w:val="ru-RU"/>
-        </w:rPr>
-        <w:t xml:space="preserve"> </w:t>
-      </w:r>
-      <w:r>
-        <w:t>Model</w:t>
-      </w:r>
-      <w:r>
-        <w:rPr>
-          <w:lang w:val="ru-RU"/>
-        </w:rPr>
-        <w:t xml:space="preserve"> дополнительно выделяется ядро меньшего размера — </w:t>
-      </w:r>
-      <w:r>
-        <w:t>Core</w:t>
-      </w:r>
-      <w:r>
-        <w:rPr>
-          <w:lang w:val="ru-RU"/>
-        </w:rPr>
-        <w:t xml:space="preserve"> или </w:t>
-      </w:r>
-      <w:r>
-        <w:t>Kernel</w:t>
-      </w:r>
-      <w:r>
-        <w:rPr>
-          <w:lang w:val="ru-RU"/>
-        </w:rPr>
-        <w:t xml:space="preserve">. Как правило, этот элемент остается слабо формализованным и воспринимается </w:t>
-      </w:r>
-      <w:proofErr w:type="gramStart"/>
-      <w:r>
-        <w:rPr>
-          <w:lang w:val="ru-RU"/>
-        </w:rPr>
-        <w:t>скорее</w:t>
-      </w:r>
-      <w:proofErr w:type="gramEnd"/>
-      <w:r>
-        <w:rPr>
-          <w:lang w:val="ru-RU"/>
-        </w:rPr>
-        <w:t xml:space="preserve"> как условность диаграммы, нежели самостоятельная архитектурная сущность.</w:t>
+        <w:pStyle w:val="1"/>
+      </w:pPr>
+      <w:r>
+        <w:t>Обзор представлений DDD-архитектур</w:t>
       </w:r>
     </w:p>
     <w:p>
       <w:pPr>
-        <w:pStyle w:val="a2"/>
-        <w:rPr>
-          <w:lang w:val="ru-RU"/>
-        </w:rPr>
-      </w:pPr>
-      <w:r>
-        <w:rPr>
-          <w:lang w:val="ru-RU"/>
-        </w:rPr>
-        <w:t xml:space="preserve">EntityNexus рассматривает </w:t>
-      </w:r>
-      <w:r>
-        <w:t>Kernel</w:t>
-      </w:r>
-      <w:r>
-        <w:rPr>
-          <w:lang w:val="ru-RU"/>
-        </w:rPr>
-        <w:t xml:space="preserve"> не как декоративный центр </w:t>
-      </w:r>
-      <w:r>
-        <w:t>Onion Architecture</w:t>
-      </w:r>
-      <w:r>
-        <w:rPr>
-          <w:lang w:val="ru-RU"/>
-        </w:rPr>
-        <w:t>,</w:t>
-      </w:r>
-      <w:r>
-        <w:rPr>
-          <w:lang w:val="ru-RU"/>
-        </w:rPr>
-        <w:t xml:space="preserve"> не просто «самый внутренний слой»</w:t>
-      </w:r>
-      <w:r>
-        <w:rPr>
-          <w:lang w:val="ru-RU"/>
-        </w:rPr>
-        <w:t xml:space="preserve"> а как самостоя</w:t>
-      </w:r>
-      <w:r>
-        <w:rPr>
-          <w:lang w:val="ru-RU"/>
-        </w:rPr>
-        <w:t>тельную архитектурную катего</w:t>
-      </w:r>
-      <w:r>
-        <w:rPr>
-          <w:lang w:val="ru-RU"/>
-        </w:rPr>
-        <w:t xml:space="preserve">рию - </w:t>
-      </w:r>
-      <w:r>
-        <w:rPr>
-          <w:lang w:val="ru-RU"/>
-        </w:rPr>
-        <w:t xml:space="preserve">минимальный семантический </w:t>
-      </w:r>
-      <w:r>
-        <w:t>locus</w:t>
-      </w:r>
-      <w:r>
-        <w:rPr>
-          <w:lang w:val="ru-RU"/>
-        </w:rPr>
-        <w:t xml:space="preserve"> домена.</w:t>
-      </w:r>
-      <w:r>
-        <w:rPr>
-          <w:lang w:val="ru-RU"/>
-        </w:rPr>
-        <w:t xml:space="preserve"> В </w:t>
-      </w:r>
-      <w:r>
-        <w:t>EntityNexus</w:t>
-      </w:r>
-      <w:r>
-        <w:rPr>
-          <w:lang w:val="ru-RU"/>
-        </w:rPr>
-        <w:t xml:space="preserve"> </w:t>
-      </w:r>
-      <w:r>
-        <w:rPr>
-          <w:lang w:val="ru-RU"/>
-        </w:rPr>
-        <w:t>им</w:t>
-      </w:r>
-      <w:r>
-        <w:rPr>
-          <w:lang w:val="ru-RU"/>
-        </w:rPr>
-        <w:t xml:space="preserve">енно </w:t>
-      </w:r>
-      <w:r>
-        <w:t>Kernel</w:t>
-      </w:r>
-      <w:r>
-        <w:rPr>
-          <w:lang w:val="ru-RU"/>
-        </w:rPr>
-        <w:t xml:space="preserve"> определяет </w:t>
-      </w:r>
-      <w:r>
-        <w:rPr>
-          <w:lang w:val="ru-RU"/>
-        </w:rPr>
-        <w:t>допустимые абстракции,</w:t>
-      </w:r>
-      <w:r>
-        <w:rPr>
-          <w:lang w:val="ru-RU"/>
-        </w:rPr>
-        <w:t xml:space="preserve"> </w:t>
-      </w:r>
-      <w:r>
-        <w:rPr>
-          <w:lang w:val="ru-RU"/>
-        </w:rPr>
-        <w:t>границы смыслов,</w:t>
-      </w:r>
-      <w:r>
-        <w:rPr>
-          <w:lang w:val="ru-RU"/>
-        </w:rPr>
-        <w:t xml:space="preserve"> </w:t>
-      </w:r>
-      <w:r>
-        <w:rPr>
-          <w:lang w:val="ru-RU"/>
-        </w:rPr>
-        <w:t>язык домена,</w:t>
-      </w:r>
-      <w:r>
-        <w:rPr>
-          <w:lang w:val="ru-RU"/>
-        </w:rPr>
-        <w:t xml:space="preserve"> </w:t>
-      </w:r>
-      <w:r>
-        <w:rPr>
-          <w:lang w:val="ru-RU"/>
-        </w:rPr>
-        <w:t>правила идентичности сущностей,</w:t>
-      </w:r>
-      <w:r>
-        <w:rPr>
-          <w:lang w:val="ru-RU"/>
-        </w:rPr>
-        <w:t xml:space="preserve"> </w:t>
-      </w:r>
-      <w:r>
-        <w:rPr>
-          <w:lang w:val="ru-RU"/>
-        </w:rPr>
-        <w:t>способ формирования отношений.</w:t>
+        <w:pStyle w:val="a3"/>
+        <w:rPr>
+          <w:lang w:val="ru-RU"/>
+        </w:rPr>
+      </w:pPr>
+      <w:r>
+        <w:rPr>
+          <w:lang w:val="ru-RU"/>
+        </w:rPr>
+        <w:t>В</w:t>
+      </w:r>
+      <w:r>
+        <w:rPr>
+          <w:lang w:val="ru-RU"/>
+        </w:rPr>
+        <w:t xml:space="preserve"> сущности, все современные архитектуры, отличающиеся от традиционной </w:t>
+      </w:r>
+      <w:r>
+        <w:t>Data</w:t>
+      </w:r>
+      <w:r>
+        <w:rPr>
+          <w:lang w:val="ru-RU"/>
+        </w:rPr>
+        <w:t>-</w:t>
+      </w:r>
+      <w:r>
+        <w:t>BL</w:t>
+      </w:r>
+      <w:r>
+        <w:rPr>
+          <w:lang w:val="ru-RU"/>
+        </w:rPr>
+        <w:t>-</w:t>
+      </w:r>
+      <w:r>
+        <w:t>UI</w:t>
+      </w:r>
+      <w:r>
+        <w:rPr>
+          <w:lang w:val="ru-RU"/>
+        </w:rPr>
+        <w:t xml:space="preserve"> </w:t>
+      </w:r>
+      <w:r>
+        <w:t>Layered</w:t>
+      </w:r>
+      <w:r>
+        <w:rPr>
+          <w:lang w:val="ru-RU"/>
+        </w:rPr>
+        <w:t xml:space="preserve"> </w:t>
+      </w:r>
+      <w:r>
+        <w:t>Architecture</w:t>
+      </w:r>
+      <w:r>
+        <w:rPr>
+          <w:lang w:val="ru-RU"/>
+        </w:rPr>
+        <w:t xml:space="preserve">, сводятся к </w:t>
+      </w:r>
+      <w:r>
+        <w:t>DDD</w:t>
+      </w:r>
+      <w:r>
+        <w:rPr>
+          <w:lang w:val="ru-RU"/>
+        </w:rPr>
+        <w:t>-</w:t>
+      </w:r>
+      <w:r>
+        <w:rPr>
+          <w:lang w:val="ru-RU"/>
+        </w:rPr>
+        <w:t>архитектурам (</w:t>
+      </w:r>
+      <w:r>
+        <w:t>Domain</w:t>
+      </w:r>
+      <w:r>
+        <w:rPr>
+          <w:lang w:val="ru-RU"/>
+        </w:rPr>
+        <w:t>-</w:t>
+      </w:r>
+      <w:r>
+        <w:t>Driven</w:t>
+      </w:r>
+      <w:r>
+        <w:rPr>
+          <w:lang w:val="ru-RU"/>
+        </w:rPr>
+        <w:t xml:space="preserve"> </w:t>
+      </w:r>
+      <w:r>
+        <w:t>Design</w:t>
+      </w:r>
+      <w:r>
+        <w:rPr>
+          <w:lang w:val="ru-RU"/>
+        </w:rPr>
+        <w:t xml:space="preserve"> </w:t>
+      </w:r>
+      <w:r>
+        <w:t>Arch</w:t>
+      </w:r>
+      <w:r>
+        <w:rPr>
+          <w:lang w:val="ru-RU"/>
+        </w:rPr>
+        <w:t xml:space="preserve">). Мы здесь не будем останавливать на общих принципах на которых основаны </w:t>
+      </w:r>
+      <w:r>
+        <w:t>DDD</w:t>
+      </w:r>
+      <w:r>
+        <w:rPr>
+          <w:lang w:val="ru-RU"/>
+        </w:rPr>
+        <w:t>-</w:t>
+      </w:r>
+      <w:r>
+        <w:rPr>
+          <w:lang w:val="ru-RU"/>
+        </w:rPr>
+        <w:t>архитектуры, просто отмети</w:t>
+      </w:r>
+      <w:r>
+        <w:rPr>
+          <w:lang w:val="ru-RU"/>
+        </w:rPr>
+        <w:t>м</w:t>
+      </w:r>
+      <w:r>
+        <w:rPr>
+          <w:lang w:val="ru-RU"/>
+        </w:rPr>
+        <w:t xml:space="preserve"> что эти принципы позволяют значительно расширять канонические представления </w:t>
+      </w:r>
+      <w:r>
+        <w:t>DDD</w:t>
+      </w:r>
+      <w:r>
+        <w:rPr>
+          <w:lang w:val="ru-RU"/>
+        </w:rPr>
+        <w:t>-</w:t>
+      </w:r>
+      <w:r>
+        <w:rPr>
+          <w:lang w:val="ru-RU"/>
+        </w:rPr>
+        <w:t>архитектур.</w:t>
       </w:r>
     </w:p>
     <w:p>
       <w:pPr>
-        <w:pStyle w:val="a2"/>
-        <w:rPr>
-          <w:lang w:val="ru-RU"/>
-        </w:rPr>
-      </w:pPr>
-      <w:r>
-        <w:rPr>
-          <w:lang w:val="ru-RU"/>
-        </w:rPr>
-        <w:t xml:space="preserve">В классических </w:t>
-      </w:r>
-      <w:r>
-        <w:t>ORM</w:t>
-      </w:r>
-      <w:r>
-        <w:rPr>
-          <w:lang w:val="ru-RU"/>
-        </w:rPr>
-        <w:t xml:space="preserve"> центр архитектуры обычно формируется вокруг структуры хранения данных. Даже при использовании </w:t>
+        <w:pStyle w:val="a3"/>
+        <w:rPr>
+          <w:lang w:val="ru-RU"/>
+        </w:rPr>
+      </w:pPr>
+      <w:r>
+        <w:rPr>
+          <w:lang w:val="ru-RU"/>
+        </w:rPr>
+        <w:t xml:space="preserve">Наиболее распространенными видами </w:t>
       </w:r>
       <w:r>
         <w:t>DDD</w:t>
@@ -316,144 +212,299 @@
         <w:rPr>
           <w:lang w:val="ru-RU"/>
         </w:rPr>
-        <w:t xml:space="preserve"> доменная модель нередко остается производной от </w:t>
-      </w:r>
-      <w:r>
-        <w:t>persistence</w:t>
-      </w:r>
-      <w:r>
-        <w:rPr>
-          <w:lang w:val="ru-RU"/>
-        </w:rPr>
-        <w:t xml:space="preserve"> </w:t>
-      </w:r>
-      <w:r>
-        <w:t>model</w:t>
-      </w:r>
-      <w:r>
-        <w:rPr>
-          <w:lang w:val="ru-RU"/>
-        </w:rPr>
-        <w:t xml:space="preserve"> или ограничивается ею.</w:t>
-      </w:r>
-      <w:r>
-        <w:rPr>
-          <w:lang w:val="ru-RU"/>
-        </w:rPr>
-        <w:t xml:space="preserve"> </w:t>
-      </w:r>
-      <w:r>
-        <w:t>EntityNexus</w:t>
-      </w:r>
-      <w:r>
-        <w:rPr>
-          <w:lang w:val="ru-RU"/>
-        </w:rPr>
-        <w:t xml:space="preserve"> пытается изменить сам вектор архитектуры:</w:t>
-      </w:r>
-      <w:r>
-        <w:rPr>
-          <w:lang w:val="ru-RU"/>
-        </w:rPr>
-        <w:t xml:space="preserve"> </w:t>
-      </w:r>
-      <w:r>
-        <w:rPr>
-          <w:lang w:val="ru-RU"/>
-        </w:rPr>
-        <w:t>не база данных определяет домен, а домен определяет возможность существования базы данных.</w:t>
-      </w:r>
-      <w:r>
-        <w:rPr>
-          <w:lang w:val="ru-RU"/>
-        </w:rPr>
-        <w:t xml:space="preserve"> </w:t>
-      </w:r>
-      <w:r>
-        <w:rPr>
-          <w:lang w:val="ru-RU"/>
-        </w:rPr>
-        <w:t xml:space="preserve">В этом смысле </w:t>
-      </w:r>
-      <w:r>
-        <w:t>EntityNexus</w:t>
-      </w:r>
-      <w:r>
-        <w:rPr>
-          <w:lang w:val="ru-RU"/>
-        </w:rPr>
-        <w:t xml:space="preserve"> рассматривает </w:t>
-      </w:r>
-      <w:r>
-        <w:t>Kernel</w:t>
-      </w:r>
-      <w:r>
-        <w:rPr>
-          <w:lang w:val="ru-RU"/>
-        </w:rPr>
-        <w:t xml:space="preserve"> как первичную форму доменной онтологии.</w:t>
+        <w:t>-</w:t>
+      </w:r>
+      <w:r>
+        <w:rPr>
+          <w:lang w:val="ru-RU"/>
+        </w:rPr>
+        <w:t xml:space="preserve">архитектур являются «чистая архитектура» и </w:t>
+      </w:r>
+      <w:r>
+        <w:t>Onion</w:t>
+      </w:r>
+      <w:r>
+        <w:rPr>
+          <w:lang w:val="ru-RU"/>
+        </w:rPr>
+        <w:t>-</w:t>
+      </w:r>
+      <w:r>
+        <w:rPr>
+          <w:lang w:val="ru-RU"/>
+        </w:rPr>
+        <w:t xml:space="preserve">архитектура, между которым многие архитекторы и исследователи (в том числе </w:t>
+      </w:r>
+      <w:hyperlink r:id="rId6" w:history="1">
+        <w:r>
+          <w:rPr>
+            <w:rStyle w:val="ae"/>
+          </w:rPr>
+          <w:t>Microsoft</w:t>
+        </w:r>
+        <w:r>
+          <w:rPr>
+            <w:rStyle w:val="ae"/>
+            <w:lang w:val="ru-RU"/>
+          </w:rPr>
+          <w:t xml:space="preserve"> </w:t>
+        </w:r>
+        <w:r>
+          <w:rPr>
+            <w:rStyle w:val="ae"/>
+          </w:rPr>
+          <w:t>Developer</w:t>
+        </w:r>
+        <w:r>
+          <w:rPr>
+            <w:rStyle w:val="ae"/>
+            <w:lang w:val="ru-RU"/>
+          </w:rPr>
+          <w:t xml:space="preserve"> </w:t>
+        </w:r>
+        <w:r>
+          <w:rPr>
+            <w:rStyle w:val="ae"/>
+          </w:rPr>
+          <w:t>Division</w:t>
+        </w:r>
+        <w:r>
+          <w:rPr>
+            <w:rStyle w:val="ae"/>
+            <w:lang w:val="ru-RU"/>
+          </w:rPr>
+          <w:t>, .</w:t>
+        </w:r>
+        <w:r>
+          <w:rPr>
+            <w:rStyle w:val="ae"/>
+          </w:rPr>
+          <w:t>NET</w:t>
+        </w:r>
+        <w:r>
+          <w:rPr>
+            <w:rStyle w:val="ae"/>
+            <w:lang w:val="ru-RU"/>
+          </w:rPr>
+          <w:t xml:space="preserve">, </w:t>
+        </w:r>
+        <w:r>
+          <w:rPr>
+            <w:rStyle w:val="ae"/>
+          </w:rPr>
+          <w:t>and</w:t>
+        </w:r>
+        <w:r>
+          <w:rPr>
+            <w:rStyle w:val="ae"/>
+            <w:lang w:val="ru-RU"/>
+          </w:rPr>
+          <w:t xml:space="preserve"> </w:t>
+        </w:r>
+        <w:r>
+          <w:rPr>
+            <w:rStyle w:val="ae"/>
+          </w:rPr>
+          <w:t>Visual</w:t>
+        </w:r>
+        <w:r>
+          <w:rPr>
+            <w:rStyle w:val="ae"/>
+            <w:lang w:val="ru-RU"/>
+          </w:rPr>
+          <w:t xml:space="preserve"> </w:t>
+        </w:r>
+        <w:r>
+          <w:rPr>
+            <w:rStyle w:val="ae"/>
+          </w:rPr>
+          <w:t>Studio</w:t>
+        </w:r>
+        <w:r>
+          <w:rPr>
+            <w:rStyle w:val="ae"/>
+            <w:lang w:val="ru-RU"/>
+          </w:rPr>
+          <w:t xml:space="preserve"> </w:t>
+        </w:r>
+        <w:r>
+          <w:rPr>
+            <w:rStyle w:val="ae"/>
+          </w:rPr>
+          <w:t>product</w:t>
+        </w:r>
+        <w:r>
+          <w:rPr>
+            <w:rStyle w:val="ae"/>
+            <w:lang w:val="ru-RU"/>
+          </w:rPr>
+          <w:t xml:space="preserve"> </w:t>
+        </w:r>
+        <w:r>
+          <w:rPr>
+            <w:rStyle w:val="ae"/>
+          </w:rPr>
+          <w:t>teams</w:t>
+        </w:r>
+      </w:hyperlink>
+      <w:r>
+        <w:rPr>
+          <w:lang w:val="ru-RU"/>
+        </w:rPr>
+        <w:t>)</w:t>
+      </w:r>
+      <w:r>
+        <w:rPr>
+          <w:lang w:val="ru-RU"/>
+        </w:rPr>
+        <w:t xml:space="preserve"> справедливо ставят знак равенства. Мы также согласны с этим, полагая что </w:t>
+      </w:r>
+      <w:r>
+        <w:t>Onion</w:t>
+      </w:r>
+      <w:r>
+        <w:rPr>
+          <w:lang w:val="ru-RU"/>
+        </w:rPr>
+        <w:t xml:space="preserve">-архитектура – суть </w:t>
+      </w:r>
+      <w:r>
+        <w:t>Onion</w:t>
+      </w:r>
+      <w:r>
+        <w:rPr>
+          <w:lang w:val="ru-RU"/>
+        </w:rPr>
+        <w:t>-</w:t>
+      </w:r>
+      <w:r>
+        <w:rPr>
+          <w:lang w:val="ru-RU"/>
+        </w:rPr>
+        <w:t xml:space="preserve">представление «чистой архитектуры». Тем не менее, здесь и далее будем рассматривать </w:t>
+      </w:r>
+      <w:r>
+        <w:rPr>
+          <w:lang w:val="ru-RU"/>
+        </w:rPr>
+        <w:t xml:space="preserve">вариации </w:t>
+      </w:r>
+      <w:r>
+        <w:rPr>
+          <w:lang w:val="ru-RU"/>
+        </w:rPr>
+        <w:t xml:space="preserve">именно </w:t>
+      </w:r>
+      <w:r>
+        <w:t>Onion</w:t>
+      </w:r>
+      <w:r>
+        <w:rPr>
+          <w:lang w:val="ru-RU"/>
+        </w:rPr>
+        <w:t>-</w:t>
+      </w:r>
+      <w:r>
+        <w:rPr>
+          <w:lang w:val="ru-RU"/>
+        </w:rPr>
+        <w:t>архитектуры.</w:t>
       </w:r>
     </w:p>
     <w:p>
       <w:pPr>
-        <w:pStyle w:val="a2"/>
-        <w:rPr>
-          <w:lang w:val="ru-RU"/>
-        </w:rPr>
-      </w:pPr>
-      <w:r>
-        <w:rPr>
-          <w:lang w:val="ru-RU"/>
-        </w:rPr>
-        <w:t xml:space="preserve">База данных, </w:t>
-      </w:r>
-      <w:r>
-        <w:t>ORM</w:t>
-      </w:r>
-      <w:r>
-        <w:rPr>
-          <w:lang w:val="ru-RU"/>
-        </w:rPr>
-        <w:t xml:space="preserve"> </w:t>
-      </w:r>
-      <w:r>
-        <w:t>mapping</w:t>
-      </w:r>
-      <w:r>
-        <w:rPr>
-          <w:lang w:val="ru-RU"/>
-        </w:rPr>
-        <w:t xml:space="preserve">, </w:t>
-      </w:r>
-      <w:r>
-        <w:t>relations</w:t>
-      </w:r>
-      <w:r>
-        <w:rPr>
-          <w:lang w:val="ru-RU"/>
-        </w:rPr>
-        <w:t xml:space="preserve">, </w:t>
-      </w:r>
-      <w:r>
-        <w:t>navigation</w:t>
-      </w:r>
-      <w:r>
-        <w:rPr>
-          <w:lang w:val="ru-RU"/>
-        </w:rPr>
-        <w:t xml:space="preserve"> </w:t>
-      </w:r>
-      <w:r>
-        <w:t>properties</w:t>
-      </w:r>
-      <w:r>
-        <w:rPr>
-          <w:lang w:val="ru-RU"/>
-        </w:rPr>
-        <w:t xml:space="preserve"> и даже часть инфраструктурного поведения становятся вторичными проекциями </w:t>
-      </w:r>
-      <w:r>
-        <w:t>Kernel</w:t>
+        <w:pStyle w:val="a3"/>
+        <w:rPr>
+          <w:lang w:val="ru-RU"/>
+        </w:rPr>
+      </w:pPr>
+      <w:r>
+        <w:rPr>
+          <w:lang w:val="ru-RU"/>
+        </w:rPr>
+        <w:t xml:space="preserve">Каноническое определение </w:t>
+      </w:r>
+      <w:r>
+        <w:t>Onion</w:t>
+      </w:r>
+      <w:r>
+        <w:rPr>
+          <w:lang w:val="ru-RU"/>
+        </w:rPr>
+        <w:t>-</w:t>
+      </w:r>
+      <w:r>
+        <w:rPr>
+          <w:lang w:val="ru-RU"/>
+        </w:rPr>
+        <w:t xml:space="preserve">архитектуры дал </w:t>
+      </w:r>
+      <w:hyperlink r:id="rId7" w:history="1">
+        <w:r>
+          <w:rPr>
+            <w:rStyle w:val="ae"/>
+            <w:lang w:val="ru-RU"/>
+          </w:rPr>
+          <w:t xml:space="preserve">Джеффри Палермо в работе </w:t>
+        </w:r>
+        <w:r>
+          <w:rPr>
+            <w:rStyle w:val="ae"/>
+            <w:lang w:val="ru-RU"/>
+          </w:rPr>
+          <w:t>«</w:t>
+        </w:r>
+        <w:r>
+          <w:rPr>
+            <w:rStyle w:val="ae"/>
+          </w:rPr>
+          <w:t>The</w:t>
+        </w:r>
+        <w:r>
+          <w:rPr>
+            <w:rStyle w:val="ae"/>
+            <w:lang w:val="ru-RU"/>
+          </w:rPr>
+          <w:t xml:space="preserve"> </w:t>
+        </w:r>
+        <w:r>
+          <w:rPr>
+            <w:rStyle w:val="ae"/>
+          </w:rPr>
+          <w:t>Onion</w:t>
+        </w:r>
+        <w:r>
+          <w:rPr>
+            <w:rStyle w:val="ae"/>
+            <w:lang w:val="ru-RU"/>
+          </w:rPr>
+          <w:t xml:space="preserve"> </w:t>
+        </w:r>
+        <w:r>
+          <w:rPr>
+            <w:rStyle w:val="ae"/>
+          </w:rPr>
+          <w:t>Architecture</w:t>
+        </w:r>
+        <w:r>
+          <w:rPr>
+            <w:rStyle w:val="ae"/>
+            <w:lang w:val="ru-RU"/>
+          </w:rPr>
+          <w:t>»</w:t>
+        </w:r>
+      </w:hyperlink>
+      <w:r>
+        <w:rPr>
+          <w:lang w:val="ru-RU"/>
+        </w:rPr>
+        <w:t xml:space="preserve"> </w:t>
+      </w:r>
+      <w:r>
+        <w:rPr>
+          <w:lang w:val="ru-RU"/>
+        </w:rPr>
+        <w:t>в июле 2008 года</w:t>
       </w:r>
       <w:r>
         <w:rPr>
@@ -465,142 +516,138 @@
         <w:rPr>
           <w:lang w:val="ru-RU"/>
         </w:rPr>
-        <w:t xml:space="preserve"> </w:t>
-      </w:r>
-      <w:r>
-        <w:rPr>
-          <w:lang w:val="ru-RU"/>
-        </w:rPr>
-        <w:t xml:space="preserve">Именно поэтому </w:t>
-      </w:r>
-      <w:r>
-        <w:t>EntityNexus</w:t>
-      </w:r>
-      <w:r>
-        <w:rPr>
-          <w:lang w:val="ru-RU"/>
-        </w:rPr>
-        <w:t xml:space="preserve"> стремится </w:t>
-      </w:r>
-      <w:r>
-        <w:rPr>
-          <w:rStyle w:val="ad"/>
-        </w:rPr>
-        <w:t>минимизировать необходимость прямого описания инфраструктурных связей</w:t>
-      </w:r>
-      <w:r>
-        <w:rPr>
-          <w:lang w:val="ru-RU"/>
-        </w:rPr>
-        <w:t>:</w:t>
-      </w:r>
-      <w:r>
-        <w:rPr>
-          <w:lang w:val="ru-RU"/>
-        </w:rPr>
-        <w:t xml:space="preserve"> </w:t>
-      </w:r>
-      <w:r>
-        <w:rPr>
-          <w:lang w:val="fr-FR"/>
-        </w:rPr>
-        <w:t>Fluent</w:t>
-      </w:r>
-      <w:r>
-        <w:rPr>
-          <w:lang w:val="ru-RU"/>
-        </w:rPr>
-        <w:t xml:space="preserve"> </w:t>
-      </w:r>
-      <w:r>
-        <w:rPr>
-          <w:lang w:val="fr-FR"/>
-        </w:rPr>
-        <w:t>API</w:t>
-      </w:r>
-      <w:r>
-        <w:rPr>
-          <w:lang w:val="ru-RU"/>
-        </w:rPr>
-        <w:t>,</w:t>
-      </w:r>
-      <w:r>
-        <w:rPr>
-          <w:lang w:val="ru-RU"/>
-        </w:rPr>
-        <w:t xml:space="preserve"> </w:t>
-      </w:r>
-      <w:r>
-        <w:rPr>
-          <w:lang w:val="fr-FR"/>
-        </w:rPr>
-        <w:t>explicit</w:t>
-      </w:r>
-      <w:r>
-        <w:rPr>
-          <w:lang w:val="ru-RU"/>
-        </w:rPr>
-        <w:t xml:space="preserve"> </w:t>
-      </w:r>
-      <w:r>
-        <w:rPr>
-          <w:lang w:val="fr-FR"/>
-        </w:rPr>
-        <w:t>relation</w:t>
-      </w:r>
-      <w:r>
-        <w:rPr>
-          <w:lang w:val="ru-RU"/>
-        </w:rPr>
-        <w:t xml:space="preserve"> </w:t>
-      </w:r>
-      <w:r>
-        <w:rPr>
-          <w:lang w:val="fr-FR"/>
-        </w:rPr>
-        <w:t>configuration</w:t>
-      </w:r>
-      <w:r>
-        <w:rPr>
-          <w:lang w:val="ru-RU"/>
-        </w:rPr>
-        <w:t>,</w:t>
-      </w:r>
-      <w:r>
-        <w:rPr>
-          <w:lang w:val="ru-RU"/>
-        </w:rPr>
-        <w:t xml:space="preserve"> </w:t>
-      </w:r>
-      <w:r>
-        <w:rPr>
-          <w:lang w:val="fr-FR"/>
-        </w:rPr>
-        <w:t>infrastructure</w:t>
-      </w:r>
-      <w:r>
-        <w:rPr>
-          <w:lang w:val="ru-RU"/>
-        </w:rPr>
-        <w:t>-</w:t>
-      </w:r>
-      <w:r>
-        <w:rPr>
-          <w:lang w:val="fr-FR"/>
-        </w:rPr>
-        <w:t>oriented</w:t>
-      </w:r>
-      <w:r>
-        <w:rPr>
-          <w:lang w:val="ru-RU"/>
-        </w:rPr>
-        <w:t xml:space="preserve"> </w:t>
-      </w:r>
-      <w:r>
-        <w:rPr>
-          <w:lang w:val="fr-FR"/>
-        </w:rPr>
-        <w:t>declarations</w:t>
+        <w:t xml:space="preserve"> Его представление приведено на </w:t>
+      </w:r>
+      <w:r>
+        <w:rPr>
+          <w:lang w:val="ru-RU"/>
+        </w:rPr>
+        <w:fldChar w:fldCharType="begin"/>
+      </w:r>
+      <w:r>
+        <w:rPr>
+          <w:lang w:val="ru-RU"/>
+        </w:rPr>
+        <w:instrText xml:space="preserve"> REF _Ref229295760 \h </w:instrText>
+      </w:r>
+      <w:r>
+        <w:rPr>
+          <w:lang w:val="ru-RU"/>
+        </w:rPr>
+      </w:r>
+      <w:r>
+        <w:rPr>
+          <w:lang w:val="ru-RU"/>
+        </w:rPr>
+        <w:fldChar w:fldCharType="separate"/>
+      </w:r>
+      <w:r>
+        <w:rPr>
+          <w:sz w:val="24"/>
+          <w:szCs w:val="24"/>
+        </w:rPr>
+        <w:t>Fig</w:t>
+      </w:r>
+      <w:r>
+        <w:rPr>
+          <w:sz w:val="24"/>
+          <w:szCs w:val="24"/>
+          <w:lang w:val="ru-RU"/>
+        </w:rPr>
+        <w:t xml:space="preserve">. </w:t>
+      </w:r>
+      <w:r>
+        <w:rPr>
+          <w:noProof/>
+          <w:sz w:val="24"/>
+          <w:szCs w:val="24"/>
+          <w:lang w:val="ru-RU"/>
+        </w:rPr>
+        <w:t>1</w:t>
+      </w:r>
+      <w:r>
+        <w:rPr>
+          <w:lang w:val="ru-RU"/>
+        </w:rPr>
+        <w:fldChar w:fldCharType="end"/>
+      </w:r>
+      <w:r>
+        <w:rPr>
+          <w:lang w:val="ru-RU"/>
+        </w:rPr>
+        <w:t xml:space="preserve">, а справа на </w:t>
+      </w:r>
+      <w:r>
+        <w:rPr>
+          <w:lang w:val="ru-RU"/>
+        </w:rPr>
+        <w:fldChar w:fldCharType="begin"/>
+      </w:r>
+      <w:r>
+        <w:rPr>
+          <w:lang w:val="ru-RU"/>
+        </w:rPr>
+        <w:instrText xml:space="preserve"> REF _Ref229299962 \h </w:instrText>
+      </w:r>
+      <w:r>
+        <w:rPr>
+          <w:lang w:val="ru-RU"/>
+        </w:rPr>
+      </w:r>
+      <w:r>
+        <w:rPr>
+          <w:lang w:val="ru-RU"/>
+        </w:rPr>
+        <w:fldChar w:fldCharType="separate"/>
+      </w:r>
+      <w:r>
+        <w:t>Fig</w:t>
+      </w:r>
+      <w:r>
+        <w:rPr>
+          <w:lang w:val="ru-RU"/>
+        </w:rPr>
+        <w:t xml:space="preserve">. </w:t>
+      </w:r>
+      <w:r>
+        <w:rPr>
+          <w:noProof/>
+          <w:lang w:val="ru-RU"/>
+        </w:rPr>
+        <w:t>2</w:t>
+      </w:r>
+      <w:r>
+        <w:rPr>
+          <w:lang w:val="ru-RU"/>
+        </w:rPr>
+        <w:fldChar w:fldCharType="end"/>
+      </w:r>
+      <w:r>
+        <w:rPr>
+          <w:lang w:val="ru-RU"/>
+        </w:rPr>
+        <w:t xml:space="preserve"> – представление </w:t>
+      </w:r>
+      <w:r>
+        <w:t>Microsoft</w:t>
+      </w:r>
+      <w:r>
+        <w:rPr>
+          <w:lang w:val="ru-RU"/>
+        </w:rPr>
+        <w:t xml:space="preserve"> </w:t>
+      </w:r>
+      <w:r>
+        <w:t>Developer</w:t>
+      </w:r>
+      <w:r>
+        <w:rPr>
+          <w:lang w:val="ru-RU"/>
+        </w:rPr>
+        <w:t xml:space="preserve"> </w:t>
+      </w:r>
+      <w:r>
+        <w:t>Division</w:t>
       </w:r>
       <w:r>
         <w:rPr>
@@ -611,86 +658,461 @@
     </w:p>
     <w:p>
       <w:pPr>
-        <w:pStyle w:val="a2"/>
-        <w:rPr>
-          <w:lang w:val="ru-RU"/>
-        </w:rPr>
-      </w:pPr>
-      <w:r>
-        <w:rPr>
-          <w:lang w:val="ru-RU"/>
-        </w:rPr>
-        <w:t xml:space="preserve">Отсюда возникает один из центральных принципов </w:t>
-      </w:r>
-      <w:r>
-        <w:rPr>
-          <w:lang w:val="fr-FR"/>
-        </w:rPr>
-        <w:t>EntityNexus</w:t>
-      </w:r>
-      <w:r>
-        <w:rPr>
-          <w:lang w:val="ru-RU"/>
-        </w:rPr>
-        <w:t>:</w:t>
-      </w:r>
+        <w:pStyle w:val="a3"/>
+        <w:rPr>
+          <w:lang w:val="ru-RU"/>
+        </w:rPr>
+      </w:pPr>
+    </w:p>
+    <w:tbl>
+      <w:tblPr>
+        <w:tblStyle w:val="aa"/>
+        <w:tblW w:w="0" w:type="auto"/>
+        <w:tblBorders>
+          <w:top w:val="none" w:sz="0" w:space="0" w:color="auto"/>
+          <w:left w:val="none" w:sz="0" w:space="0" w:color="auto"/>
+          <w:bottom w:val="none" w:sz="0" w:space="0" w:color="auto"/>
+          <w:right w:val="none" w:sz="0" w:space="0" w:color="auto"/>
+          <w:insideH w:val="none" w:sz="0" w:space="0" w:color="auto"/>
+          <w:insideV w:val="none" w:sz="0" w:space="0" w:color="auto"/>
+        </w:tblBorders>
+        <w:tblLook w:val="04A0" w:firstRow="1" w:lastRow="0" w:firstColumn="1" w:lastColumn="0" w:noHBand="0" w:noVBand="1"/>
+      </w:tblPr>
+      <w:tblGrid>
+        <w:gridCol w:w="4908"/>
+        <w:gridCol w:w="4838"/>
+      </w:tblGrid>
+      <w:tr>
+        <w:tc>
+          <w:tcPr>
+            <w:tcW w:w="4868" w:type="dxa"/>
+          </w:tcPr>
+          <w:p>
+            <w:pPr>
+              <w:pStyle w:val="a3"/>
+              <w:keepNext/>
+            </w:pPr>
+            <w:r>
+              <w:rPr>
+                <w:noProof/>
+                <w:lang w:val="ru-RU" w:eastAsia="ru-RU"/>
+              </w:rPr>
+              <w:drawing>
+                <wp:inline distT="0" distB="0" distL="0" distR="0" wp14:anchorId="12C7FE88" wp14:editId="1D7C758F">
+                  <wp:extent cx="2979420" cy="2202180"/>
+                  <wp:effectExtent l="0" t="0" r="0" b="7620"/>
+                  <wp:docPr id="2" name="Рисунок 2" descr="The Onion Architecture : part 1"/>
+                  <wp:cNvGraphicFramePr>
+                    <a:graphicFrameLocks xmlns:a="http://schemas.openxmlformats.org/drawingml/2006/main" noChangeAspect="1"/>
+                  </wp:cNvGraphicFramePr>
+                  <a:graphic xmlns:a="http://schemas.openxmlformats.org/drawingml/2006/main">
+                    <a:graphicData uri="http://schemas.openxmlformats.org/drawingml/2006/picture">
+                      <pic:pic xmlns:pic="http://schemas.openxmlformats.org/drawingml/2006/picture">
+                        <pic:nvPicPr>
+                          <pic:cNvPr id="0" name="Picture 4" descr="The Onion Architecture : part 1"/>
+                          <pic:cNvPicPr>
+                            <a:picLocks noChangeAspect="1" noChangeArrowheads="1"/>
+                          </pic:cNvPicPr>
+                        </pic:nvPicPr>
+                        <pic:blipFill rotWithShape="1">
+                          <a:blip r:embed="rId8">
+                            <a:extLst>
+                              <a:ext uri="{28A0092B-C50C-407E-A947-70E740481C1C}">
+                                <a14:useLocalDpi xmlns:a14="http://schemas.microsoft.com/office/drawing/2010/main" val="0"/>
+                              </a:ext>
+                            </a:extLst>
+                          </a:blip>
+                          <a:srcRect l="14629" t="10802"/>
+                          <a:stretch/>
+                        </pic:blipFill>
+                        <pic:spPr bwMode="auto">
+                          <a:xfrm>
+                            <a:off x="0" y="0"/>
+                            <a:ext cx="2979420" cy="2202180"/>
+                          </a:xfrm>
+                          <a:prstGeom prst="rect">
+                            <a:avLst/>
+                          </a:prstGeom>
+                          <a:noFill/>
+                          <a:ln>
+                            <a:noFill/>
+                          </a:ln>
+                          <a:extLst>
+                            <a:ext uri="{53640926-AAD7-44D8-BBD7-CCE9431645EC}">
+                              <a14:shadowObscured xmlns:a14="http://schemas.microsoft.com/office/drawing/2010/main"/>
+                            </a:ext>
+                          </a:extLst>
+                        </pic:spPr>
+                      </pic:pic>
+                    </a:graphicData>
+                  </a:graphic>
+                </wp:inline>
+              </w:drawing>
+            </w:r>
+          </w:p>
+          <w:p>
+            <w:pPr>
+              <w:pStyle w:val="af"/>
+              <w:jc w:val="center"/>
+            </w:pPr>
+            <w:bookmarkStart w:id="0" w:name="_Ref229295745"/>
+            <w:bookmarkStart w:id="1" w:name="_Ref229295760"/>
+            <w:r>
+              <w:t>Fig</w:t>
+            </w:r>
+            <w:r>
+              <w:rPr>
+                <w:lang w:val="ru-RU"/>
+              </w:rPr>
+              <w:t xml:space="preserve">. </w:t>
+            </w:r>
+            <w:r>
+              <w:fldChar w:fldCharType="begin"/>
+            </w:r>
+            <w:r>
+              <w:rPr>
+                <w:lang w:val="ru-RU"/>
+              </w:rPr>
+              <w:instrText xml:space="preserve"> </w:instrText>
+            </w:r>
+            <w:r>
+              <w:instrText>SEQ</w:instrText>
+            </w:r>
+            <w:r>
+              <w:rPr>
+                <w:lang w:val="ru-RU"/>
+              </w:rPr>
+              <w:instrText xml:space="preserve"> </w:instrText>
+            </w:r>
+            <w:r>
+              <w:instrText>Fig</w:instrText>
+            </w:r>
+            <w:r>
+              <w:rPr>
+                <w:lang w:val="ru-RU"/>
+              </w:rPr>
+              <w:instrText xml:space="preserve">. \* </w:instrText>
+            </w:r>
+            <w:r>
+              <w:instrText>ARABIC</w:instrText>
+            </w:r>
+            <w:r>
+              <w:rPr>
+                <w:lang w:val="ru-RU"/>
+              </w:rPr>
+              <w:instrText xml:space="preserve"> </w:instrText>
+            </w:r>
+            <w:r>
+              <w:fldChar w:fldCharType="separate"/>
+            </w:r>
+            <w:r>
+              <w:rPr>
+                <w:noProof/>
+                <w:lang w:val="ru-RU"/>
+              </w:rPr>
+              <w:t>1</w:t>
+            </w:r>
+            <w:r>
+              <w:fldChar w:fldCharType="end"/>
+            </w:r>
+            <w:bookmarkEnd w:id="1"/>
+            <w:r>
+              <w:rPr>
+                <w:lang w:val="ru-RU"/>
+              </w:rPr>
+              <w:t xml:space="preserve">. </w:t>
+            </w:r>
+            <w:r>
+              <w:rPr>
+                <w:lang w:val="ru-RU"/>
+              </w:rPr>
+              <w:t xml:space="preserve">Каноническое представление </w:t>
+            </w:r>
+            <w:r>
+              <w:t>Onion</w:t>
+            </w:r>
+            <w:r>
+              <w:rPr>
+                <w:lang w:val="ru-RU"/>
+              </w:rPr>
+              <w:t>-архитектуры</w:t>
+            </w:r>
+            <w:r>
+              <w:rPr>
+                <w:lang w:val="ru-RU"/>
+              </w:rPr>
+              <w:t xml:space="preserve"> </w:t>
+            </w:r>
+            <w:r>
+              <w:rPr>
+                <w:lang w:val="ru-RU"/>
+              </w:rPr>
+              <w:t>по Дж. Палермо</w:t>
+            </w:r>
+            <w:r>
+              <w:t>.</w:t>
+            </w:r>
+            <w:bookmarkEnd w:id="0"/>
+          </w:p>
+          <w:p>
+            <w:pPr>
+              <w:pStyle w:val="a3"/>
+              <w:rPr>
+                <w:lang w:val="ru-RU"/>
+              </w:rPr>
+            </w:pPr>
+          </w:p>
+        </w:tc>
+        <w:tc>
+          <w:tcPr>
+            <w:tcW w:w="4868" w:type="dxa"/>
+          </w:tcPr>
+          <w:p>
+            <w:pPr>
+              <w:pStyle w:val="a3"/>
+              <w:keepNext/>
+              <w:jc w:val="center"/>
+            </w:pPr>
+            <w:r>
+              <w:rPr>
+                <w:noProof/>
+                <w:lang w:val="ru-RU" w:eastAsia="ru-RU"/>
+              </w:rPr>
+              <w:drawing>
+                <wp:inline distT="0" distB="0" distL="0" distR="0" wp14:anchorId="5263CF3D" wp14:editId="5A123964">
+                  <wp:extent cx="2621280" cy="2574433"/>
+                  <wp:effectExtent l="0" t="0" r="7620" b="0"/>
+                  <wp:docPr id="1" name="Рисунок 1" descr="Чистая архитектура; многослойный подход"/>
+                  <wp:cNvGraphicFramePr>
+                    <a:graphicFrameLocks xmlns:a="http://schemas.openxmlformats.org/drawingml/2006/main" noChangeAspect="1"/>
+                  </wp:cNvGraphicFramePr>
+                  <a:graphic xmlns:a="http://schemas.openxmlformats.org/drawingml/2006/main">
+                    <a:graphicData uri="http://schemas.openxmlformats.org/drawingml/2006/picture">
+                      <pic:pic xmlns:pic="http://schemas.openxmlformats.org/drawingml/2006/picture">
+                        <pic:nvPicPr>
+                          <pic:cNvPr id="0" name="Picture 2" descr="Чистая архитектура; многослойный подход"/>
+                          <pic:cNvPicPr>
+                            <a:picLocks noChangeAspect="1" noChangeArrowheads="1"/>
+                          </pic:cNvPicPr>
+                        </pic:nvPicPr>
+                        <pic:blipFill rotWithShape="1">
+                          <a:blip r:embed="rId9" cstate="print">
+                            <a:extLst>
+                              <a:ext uri="{BEBA8EAE-BF5A-486C-A8C5-ECC9F3942E4B}">
+                                <a14:imgProps xmlns:a14="http://schemas.microsoft.com/office/drawing/2010/main">
+                                  <a14:imgLayer r:embed="rId10">
+                                    <a14:imgEffect>
+                                      <a14:saturation sat="400000"/>
+                                    </a14:imgEffect>
+                                  </a14:imgLayer>
+                                </a14:imgProps>
+                              </a:ext>
+                              <a:ext uri="{28A0092B-C50C-407E-A947-70E740481C1C}">
+                                <a14:useLocalDpi xmlns:a14="http://schemas.microsoft.com/office/drawing/2010/main" val="0"/>
+                              </a:ext>
+                            </a:extLst>
+                          </a:blip>
+                          <a:srcRect l="20319" t="12058" r="24882"/>
+                          <a:stretch/>
+                        </pic:blipFill>
+                        <pic:spPr bwMode="auto">
+                          <a:xfrm>
+                            <a:off x="0" y="0"/>
+                            <a:ext cx="2625759" cy="2578832"/>
+                          </a:xfrm>
+                          <a:prstGeom prst="rect">
+                            <a:avLst/>
+                          </a:prstGeom>
+                          <a:noFill/>
+                          <a:ln>
+                            <a:noFill/>
+                          </a:ln>
+                          <a:extLst>
+                            <a:ext uri="{53640926-AAD7-44D8-BBD7-CCE9431645EC}">
+                              <a14:shadowObscured xmlns:a14="http://schemas.microsoft.com/office/drawing/2010/main"/>
+                            </a:ext>
+                          </a:extLst>
+                        </pic:spPr>
+                      </pic:pic>
+                    </a:graphicData>
+                  </a:graphic>
+                </wp:inline>
+              </w:drawing>
+            </w:r>
+          </w:p>
+          <w:p>
+            <w:pPr>
+              <w:pStyle w:val="af"/>
+              <w:jc w:val="center"/>
+            </w:pPr>
+            <w:bookmarkStart w:id="2" w:name="_Ref229299962"/>
+            <w:r>
+              <w:t>Fig</w:t>
+            </w:r>
+            <w:r>
+              <w:t xml:space="preserve">. </w:t>
+            </w:r>
+            <w:r>
+              <w:fldChar w:fldCharType="begin"/>
+            </w:r>
+            <w:r>
+              <w:instrText xml:space="preserve"> </w:instrText>
+            </w:r>
+            <w:r>
+              <w:instrText>SEQ</w:instrText>
+            </w:r>
+            <w:r>
+              <w:instrText xml:space="preserve"> </w:instrText>
+            </w:r>
+            <w:r>
+              <w:instrText>Fig</w:instrText>
+            </w:r>
+            <w:r>
+              <w:instrText xml:space="preserve">. \* </w:instrText>
+            </w:r>
+            <w:r>
+              <w:instrText>ARABIC</w:instrText>
+            </w:r>
+            <w:r>
+              <w:instrText xml:space="preserve"> </w:instrText>
+            </w:r>
+            <w:r>
+              <w:fldChar w:fldCharType="separate"/>
+            </w:r>
+            <w:r>
+              <w:rPr>
+                <w:noProof/>
+              </w:rPr>
+              <w:t>2</w:t>
+            </w:r>
+            <w:r>
+              <w:fldChar w:fldCharType="end"/>
+            </w:r>
+            <w:bookmarkEnd w:id="2"/>
+            <w:r>
+              <w:rPr>
+                <w:noProof/>
+              </w:rPr>
+              <w:t xml:space="preserve">. </w:t>
+            </w:r>
+            <w:r>
+              <w:rPr>
+                <w:noProof/>
+                <w:lang w:val="ru-RU"/>
+              </w:rPr>
+              <w:t>П</w:t>
+            </w:r>
+            <w:r>
+              <w:rPr>
+                <w:noProof/>
+                <w:lang w:val="ru-RU"/>
+              </w:rPr>
+              <w:t>редставление</w:t>
+            </w:r>
+            <w:r>
+              <w:rPr>
+                <w:noProof/>
+              </w:rPr>
+              <w:t xml:space="preserve"> </w:t>
+            </w:r>
+            <w:r>
+              <w:rPr>
+                <w:noProof/>
+              </w:rPr>
+              <w:t>Onion</w:t>
+            </w:r>
+            <w:r>
+              <w:rPr>
+                <w:noProof/>
+              </w:rPr>
+              <w:t>-</w:t>
+            </w:r>
+            <w:r>
+              <w:rPr>
+                <w:noProof/>
+                <w:lang w:val="ru-RU"/>
+              </w:rPr>
+              <w:t>архитектуры</w:t>
+            </w:r>
+            <w:r>
+              <w:rPr>
+                <w:noProof/>
+              </w:rPr>
+              <w:t xml:space="preserve"> </w:t>
+            </w:r>
+            <w:r>
+              <w:rPr>
+                <w:noProof/>
+                <w:lang w:val="ru-RU"/>
+              </w:rPr>
+              <w:t>по</w:t>
+            </w:r>
+            <w:r>
+              <w:t xml:space="preserve"> </w:t>
+            </w:r>
+            <w:r>
+              <w:t>Microsoft Developer Division.</w:t>
+            </w:r>
+          </w:p>
+        </w:tc>
+      </w:tr>
+    </w:tbl>
+    <w:p>
+      <w:pPr>
+        <w:pStyle w:val="a3"/>
+      </w:pPr>
     </w:p>
     <w:p>
       <w:pPr>
-        <w:pStyle w:val="ae"/>
-        <w:rPr>
-          <w:color w:val="C45911" w:themeColor="accent2" w:themeShade="BF"/>
-        </w:rPr>
-      </w:pPr>
-      <w:r>
-        <w:rPr>
-          <w:color w:val="C45911" w:themeColor="accent2" w:themeShade="BF"/>
-        </w:rPr>
-        <w:t>Stop writing relations. Just declare them.</w:t>
+        <w:pStyle w:val="a3"/>
+        <w:rPr>
+          <w:lang w:val="ru-RU"/>
+        </w:rPr>
+      </w:pPr>
+      <w:r>
+        <w:rPr>
+          <w:lang w:val="ru-RU"/>
+        </w:rPr>
+        <w:t>Сравнивая эти два представлени</w:t>
+      </w:r>
+      <w:r>
+        <w:rPr>
+          <w:lang w:val="ru-RU"/>
+        </w:rPr>
+        <w:t>я, а также другие, не показанные здесь, мы должны отметить ряд важных обстоятельств:</w:t>
       </w:r>
     </w:p>
     <w:p>
       <w:pPr>
-        <w:pStyle w:val="a2"/>
-        <w:rPr>
-          <w:lang w:val="ru-RU"/>
-        </w:rPr>
-      </w:pPr>
-      <w:r>
-        <w:t>Kernel</w:t>
-      </w:r>
-      <w:r>
-        <w:rPr>
-          <w:lang w:val="ru-RU"/>
-        </w:rPr>
-        <w:t xml:space="preserve"> должен описывать не структуру хранения, а намерение домена.</w:t>
-      </w:r>
-      <w:r>
-        <w:rPr>
-          <w:lang w:val="ru-RU"/>
-        </w:rPr>
-        <w:t xml:space="preserve"> </w:t>
-      </w:r>
-      <w:r>
-        <w:rPr>
-          <w:lang w:val="ru-RU"/>
-        </w:rPr>
-        <w:t>Если намерение выражено достаточно полно, структура может быть выведена из него автоматически.</w:t>
-      </w:r>
-      <w:r>
-        <w:rPr>
-          <w:lang w:val="ru-RU"/>
-        </w:rPr>
-        <w:t xml:space="preserve"> </w:t>
-      </w:r>
-      <w:r>
-        <w:t>EntityNexus</w:t>
-      </w:r>
-      <w:r>
-        <w:rPr>
-          <w:lang w:val="ru-RU"/>
-        </w:rPr>
-        <w:t xml:space="preserve"> рассматривает </w:t>
+        <w:pStyle w:val="a"/>
+        <w:rPr>
+          <w:lang w:val="ru-RU"/>
+        </w:rPr>
+      </w:pPr>
+      <w:r>
+        <w:rPr>
+          <w:lang w:val="ru-RU"/>
+        </w:rPr>
+        <w:lastRenderedPageBreak/>
+        <w:t>Дж. Палермо в своем первом базовом представлении не выделяет слои арх</w:t>
+      </w:r>
+      <w:r>
+        <w:rPr>
+          <w:lang w:val="ru-RU"/>
+        </w:rPr>
+        <w:t>и</w:t>
+      </w:r>
+      <w:r>
+        <w:rPr>
+          <w:lang w:val="ru-RU"/>
+        </w:rPr>
+        <w:t xml:space="preserve">тектуры, с очевидностью подразумевая их в названиях уровней: </w:t>
+      </w:r>
+      <w:r>
+        <w:rPr>
+          <w:lang w:val="ru-RU"/>
+        </w:rPr>
+        <w:br/>
       </w:r>
       <w:r>
         <w:t>Domain</w:t>
@@ -708,86 +1130,2267 @@
         <w:rPr>
           <w:lang w:val="ru-RU"/>
         </w:rPr>
-        <w:t xml:space="preserve"> не как </w:t>
-      </w:r>
-      <w:r>
-        <w:t>DTO</w:t>
-      </w:r>
-      <w:r>
-        <w:rPr>
-          <w:lang w:val="ru-RU"/>
-        </w:rPr>
-        <w:t xml:space="preserve">-слой между приложением и </w:t>
-      </w:r>
-      <w:r>
-        <w:t>ORM</w:t>
-      </w:r>
-      <w:r>
-        <w:rPr>
-          <w:lang w:val="ru-RU"/>
-        </w:rPr>
-        <w:t xml:space="preserve">, а как </w:t>
-      </w:r>
-      <w:r>
-        <w:t>semantic</w:t>
-      </w:r>
-      <w:r>
-        <w:rPr>
-          <w:lang w:val="ru-RU"/>
-        </w:rPr>
-        <w:t xml:space="preserve"> </w:t>
-      </w:r>
-      <w:r>
-        <w:t>source</w:t>
-      </w:r>
-      <w:r>
-        <w:rPr>
-          <w:lang w:val="ru-RU"/>
-        </w:rPr>
-        <w:t xml:space="preserve"> </w:t>
-      </w:r>
-      <w:r>
-        <w:t>of</w:t>
-      </w:r>
-      <w:r>
-        <w:rPr>
-          <w:lang w:val="ru-RU"/>
-        </w:rPr>
-        <w:t xml:space="preserve"> </w:t>
-      </w:r>
-      <w:r>
-        <w:t>truth</w:t>
-      </w:r>
-      <w:r>
-        <w:rPr>
-          <w:lang w:val="ru-RU"/>
-        </w:rPr>
-        <w:t xml:space="preserve"> всей системы.</w:t>
+        <w:t xml:space="preserve"> + </w:t>
+      </w:r>
+      <w:r>
+        <w:t>Domain</w:t>
+      </w:r>
+      <w:r>
+        <w:rPr>
+          <w:lang w:val="ru-RU"/>
+        </w:rPr>
+        <w:t xml:space="preserve"> </w:t>
+      </w:r>
+      <w:r>
+        <w:t>Service</w:t>
+      </w:r>
+      <w:r>
+        <w:rPr>
+          <w:lang w:val="ru-RU"/>
+        </w:rPr>
+        <w:t xml:space="preserve"> -&gt; </w:t>
+      </w:r>
+      <w:r>
+        <w:t>Domain</w:t>
+      </w:r>
+      <w:r>
+        <w:rPr>
+          <w:lang w:val="ru-RU"/>
+        </w:rPr>
+        <w:t xml:space="preserve"> </w:t>
+      </w:r>
+      <w:r>
+        <w:t>Layer</w:t>
+      </w:r>
+      <w:r>
+        <w:rPr>
+          <w:lang w:val="ru-RU"/>
+        </w:rPr>
+        <w:br/>
+      </w:r>
+      <w:r>
+        <w:t>Domain</w:t>
+      </w:r>
+      <w:r>
+        <w:rPr>
+          <w:lang w:val="ru-RU"/>
+        </w:rPr>
+        <w:t xml:space="preserve"> </w:t>
+      </w:r>
+      <w:r>
+        <w:t>Layer</w:t>
+      </w:r>
+      <w:r>
+        <w:rPr>
+          <w:lang w:val="ru-RU"/>
+        </w:rPr>
+        <w:t xml:space="preserve"> + </w:t>
+      </w:r>
+      <w:r>
+        <w:t>App</w:t>
+      </w:r>
+      <w:r>
+        <w:rPr>
+          <w:lang w:val="ru-RU"/>
+        </w:rPr>
+        <w:t xml:space="preserve"> </w:t>
+      </w:r>
+      <w:r>
+        <w:t>Service</w:t>
+      </w:r>
+      <w:r>
+        <w:rPr>
+          <w:lang w:val="ru-RU"/>
+        </w:rPr>
+        <w:t xml:space="preserve"> -&gt; </w:t>
+      </w:r>
+      <w:r>
+        <w:t>App</w:t>
+      </w:r>
+      <w:r>
+        <w:rPr>
+          <w:lang w:val="ru-RU"/>
+        </w:rPr>
+        <w:t xml:space="preserve"> </w:t>
+      </w:r>
+      <w:r>
+        <w:t>Core</w:t>
+      </w:r>
+      <w:r>
+        <w:rPr>
+          <w:lang w:val="ru-RU"/>
+        </w:rPr>
+        <w:br/>
+      </w:r>
+      <w:r>
+        <w:t>App</w:t>
+      </w:r>
+      <w:r>
+        <w:rPr>
+          <w:lang w:val="ru-RU"/>
+        </w:rPr>
+        <w:t xml:space="preserve"> </w:t>
+      </w:r>
+      <w:r>
+        <w:t>Core</w:t>
+      </w:r>
+      <w:r>
+        <w:rPr>
+          <w:lang w:val="ru-RU"/>
+        </w:rPr>
+        <w:t xml:space="preserve"> + </w:t>
+      </w:r>
+      <w:r>
+        <w:t>Infrastructure</w:t>
+      </w:r>
+      <w:r>
+        <w:rPr>
+          <w:lang w:val="ru-RU"/>
+        </w:rPr>
+        <w:t xml:space="preserve">, </w:t>
+      </w:r>
+      <w:r>
+        <w:t>UI</w:t>
+      </w:r>
+      <w:r>
+        <w:rPr>
+          <w:lang w:val="ru-RU"/>
+        </w:rPr>
+        <w:t xml:space="preserve">, </w:t>
+      </w:r>
+      <w:r>
+        <w:t>Tests</w:t>
+      </w:r>
+      <w:r>
+        <w:rPr>
+          <w:lang w:val="ru-RU"/>
+        </w:rPr>
+        <w:t xml:space="preserve"> -&gt; </w:t>
+      </w:r>
+      <w:r>
+        <w:t>App</w:t>
+      </w:r>
+      <w:r>
+        <w:rPr>
+          <w:lang w:val="ru-RU"/>
+        </w:rPr>
+        <w:t xml:space="preserve"> </w:t>
+      </w:r>
+      <w:r>
+        <w:t>Layer</w:t>
+      </w:r>
+      <w:r>
+        <w:rPr>
+          <w:lang w:val="ru-RU"/>
+        </w:rPr>
+        <w:t>.</w:t>
       </w:r>
     </w:p>
     <w:p>
       <w:pPr>
-        <w:pStyle w:val="a2"/>
-        <w:rPr>
-          <w:lang w:val="ru-RU"/>
-        </w:rPr>
-      </w:pPr>
-      <w:r>
-        <w:rPr>
-          <w:lang w:val="ru-RU"/>
-        </w:rPr>
-        <w:t>Из этого положения следую</w:t>
-      </w:r>
-      <w:r>
-        <w:rPr>
-          <w:lang w:val="ru-RU"/>
-        </w:rPr>
-        <w:t>т несколько важных последствий.</w:t>
+        <w:pStyle w:val="a"/>
+        <w:rPr>
+          <w:lang w:val="ru-RU"/>
+        </w:rPr>
+      </w:pPr>
+      <w:r>
+        <w:t>Microsoft</w:t>
+      </w:r>
+      <w:r>
+        <w:rPr>
+          <w:lang w:val="ru-RU"/>
+        </w:rPr>
+        <w:t xml:space="preserve"> </w:t>
+      </w:r>
+      <w:r>
+        <w:t>Developer</w:t>
+      </w:r>
+      <w:r>
+        <w:rPr>
+          <w:lang w:val="ru-RU"/>
+        </w:rPr>
+        <w:t xml:space="preserve"> </w:t>
+      </w:r>
+      <w:r>
+        <w:t>Division</w:t>
+      </w:r>
+      <w:r>
+        <w:rPr>
+          <w:lang w:val="ru-RU"/>
+        </w:rPr>
+        <w:t xml:space="preserve"> </w:t>
+      </w:r>
+      <w:r>
+        <w:rPr>
+          <w:lang w:val="ru-RU"/>
+        </w:rPr>
+        <w:t>не</w:t>
+      </w:r>
+      <w:r>
+        <w:rPr>
+          <w:lang w:val="ru-RU"/>
+        </w:rPr>
+        <w:t xml:space="preserve"> </w:t>
+      </w:r>
+      <w:r>
+        <w:rPr>
+          <w:lang w:val="ru-RU"/>
+        </w:rPr>
+        <w:t>делает</w:t>
+      </w:r>
+      <w:r>
+        <w:rPr>
+          <w:lang w:val="ru-RU"/>
+        </w:rPr>
+        <w:t xml:space="preserve"> </w:t>
+      </w:r>
+      <w:r>
+        <w:rPr>
+          <w:lang w:val="ru-RU"/>
+        </w:rPr>
+        <w:t>даже</w:t>
+      </w:r>
+      <w:r>
+        <w:rPr>
+          <w:lang w:val="ru-RU"/>
+        </w:rPr>
+        <w:t xml:space="preserve"> </w:t>
+      </w:r>
+      <w:r>
+        <w:rPr>
+          <w:lang w:val="ru-RU"/>
+        </w:rPr>
+        <w:t>этого</w:t>
+      </w:r>
+      <w:r>
+        <w:rPr>
+          <w:lang w:val="ru-RU"/>
+        </w:rPr>
+        <w:t xml:space="preserve">, </w:t>
+      </w:r>
+      <w:r>
+        <w:rPr>
+          <w:lang w:val="ru-RU"/>
+        </w:rPr>
+        <w:t>именуя</w:t>
+      </w:r>
+      <w:r>
+        <w:rPr>
+          <w:lang w:val="ru-RU"/>
+        </w:rPr>
+        <w:t xml:space="preserve"> </w:t>
+      </w:r>
+      <w:r>
+        <w:t>Domain</w:t>
+      </w:r>
+      <w:r>
+        <w:rPr>
+          <w:lang w:val="ru-RU"/>
+        </w:rPr>
+        <w:t xml:space="preserve"> </w:t>
+      </w:r>
+      <w:r>
+        <w:t>Model</w:t>
+      </w:r>
+      <w:r>
+        <w:rPr>
+          <w:lang w:val="ru-RU"/>
+        </w:rPr>
+        <w:t xml:space="preserve"> </w:t>
+      </w:r>
+      <w:r>
+        <w:t>Level</w:t>
+      </w:r>
+      <w:r>
+        <w:rPr>
+          <w:lang w:val="ru-RU"/>
+        </w:rPr>
+        <w:t xml:space="preserve">, </w:t>
+      </w:r>
+      <w:r>
+        <w:rPr>
+          <w:lang w:val="ru-RU"/>
+        </w:rPr>
+        <w:t>как</w:t>
+      </w:r>
+      <w:r>
+        <w:rPr>
+          <w:lang w:val="ru-RU"/>
+        </w:rPr>
+        <w:t xml:space="preserve"> </w:t>
+      </w:r>
+      <w:r>
+        <w:t>Interfaces</w:t>
+      </w:r>
+      <w:r>
+        <w:rPr>
+          <w:lang w:val="ru-RU"/>
+        </w:rPr>
+        <w:t xml:space="preserve"> </w:t>
+      </w:r>
+      <w:r>
+        <w:t>Entities</w:t>
+      </w:r>
+      <w:r>
+        <w:rPr>
+          <w:lang w:val="ru-RU"/>
+        </w:rPr>
+        <w:t>, что верно по сути, но неверно по форме.</w:t>
       </w:r>
     </w:p>
     <w:p>
       <w:pPr>
         <w:pStyle w:val="a"/>
+        <w:rPr>
+          <w:noProof/>
+          <w:lang w:val="ru-RU" w:eastAsia="ru-RU"/>
+        </w:rPr>
+      </w:pPr>
+      <w:r>
+        <w:rPr>
+          <w:lang w:val="ru-RU"/>
+        </w:rPr>
+        <w:t xml:space="preserve">Мало кто из архитекторов (а из представленных здесь - никто) выделяет глубинный слой, лежащий в центре всей архитектуры. </w:t>
+      </w:r>
+      <w:r>
+        <w:rPr>
+          <w:lang w:val="ru-RU"/>
+        </w:rPr>
+        <w:t>Как правило, этот элемент остается слабо формализованным</w:t>
+      </w:r>
+      <w:r>
+        <w:rPr>
+          <w:lang w:val="ru-RU"/>
+        </w:rPr>
+        <w:t>, не рассматриваемым в качестве самостоятельной архитектурной</w:t>
+      </w:r>
+      <w:r>
+        <w:rPr>
+          <w:lang w:val="ru-RU"/>
+        </w:rPr>
+        <w:t xml:space="preserve"> сущност</w:t>
+      </w:r>
+      <w:r>
+        <w:rPr>
+          <w:lang w:val="ru-RU"/>
+        </w:rPr>
+        <w:t xml:space="preserve">и. </w:t>
+      </w:r>
+      <w:r>
+        <w:rPr>
+          <w:noProof/>
+          <w:lang w:val="ru-RU" w:eastAsia="ru-RU"/>
+        </w:rPr>
+        <w:t xml:space="preserve">Иногда его называют </w:t>
+      </w:r>
+      <w:r>
+        <w:rPr>
+          <w:noProof/>
+          <w:lang w:eastAsia="ru-RU"/>
+        </w:rPr>
+        <w:t xml:space="preserve">Domain Core, </w:t>
+      </w:r>
+      <w:r>
+        <w:rPr>
+          <w:noProof/>
+          <w:lang w:val="ru-RU" w:eastAsia="ru-RU"/>
+        </w:rPr>
+        <w:t xml:space="preserve">встречалось наименование </w:t>
+      </w:r>
+      <w:r>
+        <w:rPr>
+          <w:noProof/>
+          <w:lang w:eastAsia="ru-RU"/>
+        </w:rPr>
+        <w:t>Kernel Shared.</w:t>
+      </w:r>
+    </w:p>
+    <w:p>
+      <w:pPr>
+        <w:pStyle w:val="a3"/>
+        <w:pBdr>
+          <w:left w:val="single" w:sz="12" w:space="4" w:color="C00000"/>
+        </w:pBdr>
+        <w:rPr>
+          <w:rStyle w:val="af0"/>
+          <w:sz w:val="26"/>
+          <w:szCs w:val="26"/>
+          <w:lang w:val="ru-RU"/>
+        </w:rPr>
+      </w:pPr>
+      <w:r>
+        <w:rPr>
+          <w:rStyle w:val="af0"/>
+          <w:color w:val="C00000"/>
+          <w:sz w:val="26"/>
+          <w:szCs w:val="26"/>
+          <w:lang w:val="ru-RU"/>
+        </w:rPr>
+        <w:t xml:space="preserve">Показанное разнообразие вариаций архитектур определяет необходимость строгого определения </w:t>
+      </w:r>
+      <w:r>
+        <w:rPr>
+          <w:rStyle w:val="af0"/>
+          <w:color w:val="C00000"/>
+          <w:sz w:val="26"/>
+          <w:szCs w:val="26"/>
+        </w:rPr>
+        <w:t>Onion</w:t>
+      </w:r>
+      <w:r>
+        <w:rPr>
+          <w:rStyle w:val="af0"/>
+          <w:color w:val="C00000"/>
+          <w:sz w:val="26"/>
+          <w:szCs w:val="26"/>
+          <w:lang w:val="ru-RU"/>
+        </w:rPr>
+        <w:t>-архитектуры, принятой в EntityNexus</w:t>
+      </w:r>
+      <w:r>
+        <w:rPr>
+          <w:rStyle w:val="af0"/>
+          <w:color w:val="C00000"/>
+          <w:sz w:val="26"/>
+          <w:szCs w:val="26"/>
+          <w:lang w:val="ru-RU"/>
+        </w:rPr>
+        <w:t>.</w:t>
+      </w:r>
+    </w:p>
+    <w:p>
+      <w:pPr>
+        <w:pStyle w:val="1"/>
+        <w:rPr>
+          <w:lang w:val="ru-RU"/>
+        </w:rPr>
+      </w:pPr>
+      <w:r>
+        <w:t>EntityNexus</w:t>
+      </w:r>
+      <w:r>
+        <w:rPr>
+          <w:lang w:val="ru-RU"/>
+        </w:rPr>
+        <w:t xml:space="preserve">: </w:t>
+      </w:r>
+      <w:r>
+        <w:rPr>
+          <w:lang w:val="ru-RU"/>
+        </w:rPr>
+        <w:t xml:space="preserve">Строго определенная Базовая </w:t>
+      </w:r>
+      <w:r>
+        <w:t>Onion</w:t>
+      </w:r>
+      <w:r>
+        <w:rPr>
+          <w:lang w:val="ru-RU"/>
+        </w:rPr>
+        <w:t>-архитектура приложений</w:t>
+      </w:r>
+    </w:p>
+    <w:p>
+      <w:pPr>
+        <w:pStyle w:val="a3"/>
+        <w:rPr>
+          <w:lang w:val="ru-RU"/>
+        </w:rPr>
+      </w:pPr>
+      <w:r>
+        <w:rPr>
+          <w:noProof/>
+        </w:rPr>
+        <w:pict>
+          <v:shapetype id="_x0000_t75" coordsize="21600,21600" o:spt="75" o:preferrelative="t" path="m@4@5l@4@11@9@11@9@5xe" filled="f" stroked="f">
+            <v:stroke joinstyle="miter"/>
+            <v:formulas>
+              <v:f eqn="if lineDrawn pixelLineWidth 0"/>
+              <v:f eqn="sum @0 1 0"/>
+              <v:f eqn="sum 0 0 @1"/>
+              <v:f eqn="prod @2 1 2"/>
+              <v:f eqn="prod @3 21600 pixelWidth"/>
+              <v:f eqn="prod @3 21600 pixelHeight"/>
+              <v:f eqn="sum @0 0 1"/>
+              <v:f eqn="prod @6 1 2"/>
+              <v:f eqn="prod @7 21600 pixelWidth"/>
+              <v:f eqn="sum @8 21600 0"/>
+              <v:f eqn="prod @7 21600 pixelHeight"/>
+              <v:f eqn="sum @10 21600 0"/>
+            </v:formulas>
+            <v:path o:extrusionok="f" gradientshapeok="t" o:connecttype="rect"/>
+            <o:lock v:ext="edit" aspectratio="t"/>
+          </v:shapetype>
+          <v:shape id="_x0000_s1027" type="#_x0000_t75" style="position:absolute;left:0;text-align:left;margin-left:-252.15pt;margin-top:0;width:170.1pt;height:170.1pt;z-index:251659264;mso-position-horizontal:right;mso-position-horizontal-relative:text;mso-position-vertical:absolute;mso-position-vertical-relative:text;mso-width-relative:page;mso-height-relative:page">
+            <v:imagedata r:id="rId11" o:title="Onion-arch"/>
+            <w10:wrap type="square"/>
+          </v:shape>
+        </w:pict>
+      </w:r>
+      <w:r>
+        <w:rPr>
+          <w:lang w:val="ru-RU"/>
+        </w:rPr>
+        <w:t xml:space="preserve">Концепция строго определенной </w:t>
+      </w:r>
+      <w:r>
+        <w:t>Onion</w:t>
+      </w:r>
+      <w:r>
+        <w:rPr>
+          <w:lang w:val="ru-RU"/>
+        </w:rPr>
+        <w:t>-архитектуры, принят</w:t>
+      </w:r>
+      <w:r>
+        <w:rPr>
+          <w:lang w:val="ru-RU"/>
+        </w:rPr>
+        <w:t>ая</w:t>
+      </w:r>
+      <w:r>
+        <w:rPr>
+          <w:lang w:val="ru-RU"/>
+        </w:rPr>
+        <w:t xml:space="preserve"> в </w:t>
+      </w:r>
+      <w:r>
+        <w:t>EntityNexus</w:t>
+      </w:r>
+      <w:r>
+        <w:rPr>
+          <w:lang w:val="ru-RU"/>
+        </w:rPr>
+        <w:t xml:space="preserve">, </w:t>
+      </w:r>
+      <w:r>
+        <w:rPr>
+          <w:lang w:val="ru-RU"/>
+        </w:rPr>
+        <w:t>сформи</w:t>
+      </w:r>
+      <w:r>
+        <w:rPr>
+          <w:lang w:val="ru-RU"/>
+        </w:rPr>
+        <w:t>ровалась задолго до появления текущего проекта и является результатом серии более ранних экспериментальных разработок</w:t>
+      </w:r>
+      <w:r>
+        <w:rPr>
+          <w:lang w:val="ru-RU"/>
+        </w:rPr>
+        <w:t>, таких как COBRA и GESTTS</w:t>
+      </w:r>
+      <w:r>
+        <w:rPr>
+          <w:lang w:val="ru-RU"/>
+        </w:rPr>
+        <w:t>, а также</w:t>
+      </w:r>
+      <w:r>
+        <w:rPr>
+          <w:lang w:val="ru-RU"/>
+        </w:rPr>
+        <w:t xml:space="preserve"> архитектурных исследований.</w:t>
+      </w:r>
+      <w:r>
+        <w:rPr>
+          <w:lang w:val="ru-RU"/>
+        </w:rPr>
+        <w:t xml:space="preserve"> Основн</w:t>
+      </w:r>
+      <w:r>
+        <w:rPr>
+          <w:lang w:val="ru-RU"/>
+        </w:rPr>
+        <w:t>ые положения этой концепции, п</w:t>
+      </w:r>
+      <w:r>
+        <w:rPr>
+          <w:lang w:val="ru-RU"/>
+        </w:rPr>
+        <w:t xml:space="preserve">омимо базовых принципов </w:t>
+      </w:r>
+      <w:r>
+        <w:t>DDD</w:t>
+      </w:r>
+      <w:r>
+        <w:rPr>
+          <w:lang w:val="ru-RU"/>
+        </w:rPr>
+        <w:t>-</w:t>
+      </w:r>
+      <w:r>
+        <w:rPr>
+          <w:lang w:val="ru-RU"/>
+        </w:rPr>
+        <w:t>архитектур</w:t>
+      </w:r>
+      <w:r>
+        <w:rPr>
+          <w:lang w:val="ru-RU"/>
+        </w:rPr>
+        <w:t>, состоят в следующем:</w:t>
+      </w:r>
+    </w:p>
+    <w:p>
+      <w:pPr>
+        <w:pStyle w:val="a0"/>
+      </w:pPr>
+      <w:r>
+        <w:rPr>
+          <w:noProof/>
+        </w:rPr>
+        <mc:AlternateContent>
+          <mc:Choice Requires="wps">
+            <w:drawing>
+              <wp:anchor distT="0" distB="0" distL="114300" distR="114300" simplePos="0" relativeHeight="251661312" behindDoc="0" locked="0" layoutInCell="1" allowOverlap="1" wp14:anchorId="044BDEC3" wp14:editId="6DAD86D9">
+                <wp:simplePos x="0" y="0"/>
+                <wp:positionH relativeFrom="margin">
+                  <wp:align>right</wp:align>
+                </wp:positionH>
+                <wp:positionV relativeFrom="paragraph">
+                  <wp:posOffset>280670</wp:posOffset>
+                </wp:positionV>
+                <wp:extent cx="2209800" cy="635"/>
+                <wp:effectExtent l="0" t="0" r="0" b="635"/>
+                <wp:wrapSquare wrapText="bothSides"/>
+                <wp:docPr id="3" name="Надпись 3"/>
+                <wp:cNvGraphicFramePr/>
+                <a:graphic xmlns:a="http://schemas.openxmlformats.org/drawingml/2006/main">
+                  <a:graphicData uri="http://schemas.microsoft.com/office/word/2010/wordprocessingShape">
+                    <wps:wsp>
+                      <wps:cNvSpPr txBox="1"/>
+                      <wps:spPr>
+                        <a:xfrm>
+                          <a:off x="0" y="0"/>
+                          <a:ext cx="2209800" cy="635"/>
+                        </a:xfrm>
+                        <a:prstGeom prst="rect">
+                          <a:avLst/>
+                        </a:prstGeom>
+                        <a:solidFill>
+                          <a:prstClr val="white"/>
+                        </a:solidFill>
+                        <a:ln>
+                          <a:noFill/>
+                        </a:ln>
+                        <a:effectLst/>
+                      </wps:spPr>
+                      <wps:txbx>
+                        <w:txbxContent>
+                          <w:p>
+                            <w:pPr>
+                              <w:pStyle w:val="af"/>
+                              <w:jc w:val="left"/>
+                              <w:rPr>
+                                <w:noProof/>
+                                <w:sz w:val="28"/>
+                                <w:szCs w:val="28"/>
+                                <w:lang w:val="ru-RU"/>
+                              </w:rPr>
+                            </w:pPr>
+                            <w:bookmarkStart w:id="3" w:name="_Ref229355696"/>
+                            <w:r>
+                              <w:t>Fig</w:t>
+                            </w:r>
+                            <w:r>
+                              <w:rPr>
+                                <w:lang w:val="ru-RU"/>
+                              </w:rPr>
+                              <w:t xml:space="preserve">. </w:t>
+                            </w:r>
+                            <w:r>
+                              <w:fldChar w:fldCharType="begin"/>
+                            </w:r>
+                            <w:r>
+                              <w:rPr>
+                                <w:lang w:val="ru-RU"/>
+                              </w:rPr>
+                              <w:instrText xml:space="preserve"> </w:instrText>
+                            </w:r>
+                            <w:r>
+                              <w:instrText>SEQ</w:instrText>
+                            </w:r>
+                            <w:r>
+                              <w:rPr>
+                                <w:lang w:val="ru-RU"/>
+                              </w:rPr>
+                              <w:instrText xml:space="preserve"> </w:instrText>
+                            </w:r>
+                            <w:r>
+                              <w:instrText>Fig</w:instrText>
+                            </w:r>
+                            <w:r>
+                              <w:rPr>
+                                <w:lang w:val="ru-RU"/>
+                              </w:rPr>
+                              <w:instrText xml:space="preserve">. \* </w:instrText>
+                            </w:r>
+                            <w:r>
+                              <w:instrText>ARABIC</w:instrText>
+                            </w:r>
+                            <w:r>
+                              <w:rPr>
+                                <w:lang w:val="ru-RU"/>
+                              </w:rPr>
+                              <w:instrText xml:space="preserve"> </w:instrText>
+                            </w:r>
+                            <w:r>
+                              <w:fldChar w:fldCharType="separate"/>
+                            </w:r>
+                            <w:r>
+                              <w:rPr>
+                                <w:noProof/>
+                                <w:lang w:val="ru-RU"/>
+                              </w:rPr>
+                              <w:t>3</w:t>
+                            </w:r>
+                            <w:r>
+                              <w:fldChar w:fldCharType="end"/>
+                            </w:r>
+                            <w:bookmarkEnd w:id="3"/>
+                            <w:r>
+                              <w:rPr>
+                                <w:noProof/>
+                                <w:lang w:val="ru-RU"/>
+                              </w:rPr>
+                              <w:t xml:space="preserve">. </w:t>
+                            </w:r>
+                            <w:r>
+                              <w:rPr>
+                                <w:noProof/>
+                                <w:lang w:val="ru-RU"/>
+                              </w:rPr>
+                              <w:t xml:space="preserve">Строго определенная базовая </w:t>
+                            </w:r>
+                            <w:r>
+                              <w:rPr>
+                                <w:noProof/>
+                              </w:rPr>
+                              <w:t>Onion</w:t>
+                            </w:r>
+                            <w:r>
+                              <w:rPr>
+                                <w:noProof/>
+                                <w:lang w:val="ru-RU"/>
+                              </w:rPr>
+                              <w:t>-архитектура приложений.</w:t>
+                            </w:r>
+                          </w:p>
+                        </w:txbxContent>
+                      </wps:txbx>
+                      <wps:bodyPr rot="0" spcFirstLastPara="0" vertOverflow="overflow" horzOverflow="overflow" vert="horz" wrap="square" lIns="0" tIns="0" rIns="0" bIns="0" numCol="1" spcCol="0" rtlCol="0" fromWordArt="0" anchor="t" anchorCtr="0" forceAA="0" compatLnSpc="1">
+                        <a:prstTxWarp prst="textNoShape">
+                          <a:avLst/>
+                        </a:prstTxWarp>
+                        <a:spAutoFit/>
+                      </wps:bodyPr>
+                    </wps:wsp>
+                  </a:graphicData>
+                </a:graphic>
+                <wp14:sizeRelH relativeFrom="margin">
+                  <wp14:pctWidth>0</wp14:pctWidth>
+                </wp14:sizeRelH>
+              </wp:anchor>
+            </w:drawing>
+          </mc:Choice>
+          <mc:Fallback>
+            <w:pict>
+              <v:shapetype w14:anchorId="044BDEC3" id="_x0000_t202" coordsize="21600,21600" o:spt="202" path="m,l,21600r21600,l21600,xe">
+                <v:stroke joinstyle="miter"/>
+                <v:path gradientshapeok="t" o:connecttype="rect"/>
+              </v:shapetype>
+              <v:shape id="Надпись 3" o:spid="_x0000_s1026" type="#_x0000_t202" style="position:absolute;left:0;text-align:left;margin-left:122.8pt;margin-top:22.1pt;width:174pt;height:.05pt;z-index:251661312;visibility:visible;mso-wrap-style:square;mso-width-percent:0;mso-wrap-distance-left:9pt;mso-wrap-distance-top:0;mso-wrap-distance-right:9pt;mso-wrap-distance-bottom:0;mso-position-horizontal:right;mso-position-horizontal-relative:margin;mso-position-vertical:absolute;mso-position-vertical-relative:text;mso-width-percent:0;mso-width-relative:margin;v-text-anchor:top" o:gfxdata="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" stroked="f">
+                <v:textbox style="mso-fit-shape-to-text:t" inset="0,0,0,0">
+                  <w:txbxContent>
+                    <w:p>
+                      <w:pPr>
+                        <w:pStyle w:val="af"/>
+                        <w:jc w:val="left"/>
+                        <w:rPr>
+                          <w:noProof/>
+                          <w:sz w:val="28"/>
+                          <w:szCs w:val="28"/>
+                          <w:lang w:val="ru-RU"/>
+                        </w:rPr>
+                      </w:pPr>
+                      <w:bookmarkStart w:id="4" w:name="_Ref229355696"/>
+                      <w:r>
+                        <w:t>Fig</w:t>
+                      </w:r>
+                      <w:r>
+                        <w:rPr>
+                          <w:lang w:val="ru-RU"/>
+                        </w:rPr>
+                        <w:t xml:space="preserve">. </w:t>
+                      </w:r>
+                      <w:r>
+                        <w:fldChar w:fldCharType="begin"/>
+                      </w:r>
+                      <w:r>
+                        <w:rPr>
+                          <w:lang w:val="ru-RU"/>
+                        </w:rPr>
+                        <w:instrText xml:space="preserve"> </w:instrText>
+                      </w:r>
+                      <w:r>
+                        <w:instrText>SEQ</w:instrText>
+                      </w:r>
+                      <w:r>
+                        <w:rPr>
+                          <w:lang w:val="ru-RU"/>
+                        </w:rPr>
+                        <w:instrText xml:space="preserve"> </w:instrText>
+                      </w:r>
+                      <w:r>
+                        <w:instrText>Fig</w:instrText>
+                      </w:r>
+                      <w:r>
+                        <w:rPr>
+                          <w:lang w:val="ru-RU"/>
+                        </w:rPr>
+                        <w:instrText xml:space="preserve">. \* </w:instrText>
+                      </w:r>
+                      <w:r>
+                        <w:instrText>ARABIC</w:instrText>
+                      </w:r>
+                      <w:r>
+                        <w:rPr>
+                          <w:lang w:val="ru-RU"/>
+                        </w:rPr>
+                        <w:instrText xml:space="preserve"> </w:instrText>
+                      </w:r>
+                      <w:r>
+                        <w:fldChar w:fldCharType="separate"/>
+                      </w:r>
+                      <w:r>
+                        <w:rPr>
+                          <w:noProof/>
+                          <w:lang w:val="ru-RU"/>
+                        </w:rPr>
+                        <w:t>3</w:t>
+                      </w:r>
+                      <w:r>
+                        <w:fldChar w:fldCharType="end"/>
+                      </w:r>
+                      <w:bookmarkEnd w:id="4"/>
+                      <w:r>
+                        <w:rPr>
+                          <w:noProof/>
+                          <w:lang w:val="ru-RU"/>
+                        </w:rPr>
+                        <w:t xml:space="preserve">. </w:t>
+                      </w:r>
+                      <w:r>
+                        <w:rPr>
+                          <w:noProof/>
+                          <w:lang w:val="ru-RU"/>
+                        </w:rPr>
+                        <w:t xml:space="preserve">Строго определенная базовая </w:t>
+                      </w:r>
+                      <w:r>
+                        <w:rPr>
+                          <w:noProof/>
+                        </w:rPr>
+                        <w:t>Onion</w:t>
+                      </w:r>
+                      <w:r>
+                        <w:rPr>
+                          <w:noProof/>
+                          <w:lang w:val="ru-RU"/>
+                        </w:rPr>
+                        <w:t>-архитектура приложений.</w:t>
+                      </w:r>
+                    </w:p>
+                  </w:txbxContent>
+                </v:textbox>
+                <w10:wrap type="square" anchorx="margin"/>
+              </v:shape>
+            </w:pict>
+          </mc:Fallback>
+        </mc:AlternateContent>
+      </w:r>
+      <w:r>
+        <w:t xml:space="preserve">любое </w:t>
+      </w:r>
+      <w:r>
+        <w:rPr>
+          <w:lang w:val="en-US"/>
+        </w:rPr>
+        <w:t>onion</w:t>
+      </w:r>
+      <w:r>
+        <w:t>-п</w:t>
+      </w:r>
+      <w:r>
+        <w:t xml:space="preserve">риложение состоит из </w:t>
+      </w:r>
+      <w:r>
+        <w:t>4-х архитектурных слоев, 3-х архитектурных уровней и одной архитектурной группы:</w:t>
+      </w:r>
+    </w:p>
+    <w:p>
+      <w:pPr>
+        <w:pStyle w:val="2"/>
+      </w:pPr>
+      <w:r>
+        <w:t>Application</w:t>
+      </w:r>
+      <w:r>
+        <w:t xml:space="preserve"> Layer</w:t>
+      </w:r>
+      <w:r>
+        <w:t xml:space="preserve"> &lt;- </w:t>
+      </w:r>
+      <w:r>
+        <w:rPr>
+          <w:color w:val="538135" w:themeColor="accent6" w:themeShade="BF"/>
+        </w:rPr>
+        <w:t>Infrastructure, UI, Tests</w:t>
+      </w:r>
+      <w:r>
+        <w:rPr>
+          <w:color w:val="538135" w:themeColor="accent6" w:themeShade="BF"/>
+        </w:rPr>
+        <w:t xml:space="preserve"> </w:t>
+      </w:r>
+      <w:r>
+        <w:t>+ Application Core Layer;</w:t>
+      </w:r>
+    </w:p>
+    <w:p>
+      <w:pPr>
+        <w:pStyle w:val="2"/>
+      </w:pPr>
+      <w:r>
+        <w:t xml:space="preserve">Application Core Layer &lt;- </w:t>
+      </w:r>
+      <w:r>
+        <w:rPr>
+          <w:color w:val="538135" w:themeColor="accent6" w:themeShade="BF"/>
+        </w:rPr>
+        <w:t xml:space="preserve">Application Service Level </w:t>
+      </w:r>
+      <w:r>
+        <w:t>+ Domain Layer;</w:t>
+      </w:r>
+    </w:p>
+    <w:p>
+      <w:pPr>
+        <w:pStyle w:val="2"/>
+        <w:rPr>
+          <w:lang w:val="en-US"/>
+        </w:rPr>
+      </w:pPr>
+      <w:r>
+        <w:rPr>
+          <w:lang w:val="en-US"/>
+        </w:rPr>
+        <w:t xml:space="preserve">Domain Layer &lt;- </w:t>
+      </w:r>
+      <w:r>
+        <w:rPr>
+          <w:color w:val="538135" w:themeColor="accent6" w:themeShade="BF"/>
+          <w:lang w:val="en-US"/>
+        </w:rPr>
+        <w:t>Domain Service Level + Domain Model Lev</w:t>
+      </w:r>
+      <w:r>
+        <w:rPr>
+          <w:color w:val="538135" w:themeColor="accent6" w:themeShade="BF"/>
+          <w:lang w:val="en-US"/>
+        </w:rPr>
+        <w:t xml:space="preserve">el </w:t>
+      </w:r>
+      <w:r>
+        <w:rPr>
+          <w:lang w:val="en-US"/>
+        </w:rPr>
+        <w:t>+ Kernel Layer</w:t>
+      </w:r>
+      <w:r>
+        <w:rPr>
+          <w:lang w:val="en-US"/>
+        </w:rPr>
+        <w:t>;</w:t>
+      </w:r>
+    </w:p>
+    <w:p>
+      <w:pPr>
+        <w:pStyle w:val="2"/>
+      </w:pPr>
+      <w:r>
+        <w:t>Kerne</w:t>
+      </w:r>
+      <w:r>
+        <w:t xml:space="preserve">l Layer </w:t>
+      </w:r>
+      <w:r>
+        <w:rPr>
+          <w:color w:val="C00000"/>
+        </w:rPr>
+        <w:t>as EntityNexus</w:t>
+      </w:r>
+      <w:r>
+        <w:t>.</w:t>
+      </w:r>
+    </w:p>
+    <w:p>
+      <w:pPr>
+        <w:pStyle w:val="a0"/>
+        <w:rPr>
+          <w:lang w:val="fr-FR"/>
+        </w:rPr>
+      </w:pPr>
+      <w:r>
+        <w:t>Внешний</w:t>
+      </w:r>
+      <w:r>
+        <w:rPr>
+          <w:lang w:val="fr-FR"/>
+        </w:rPr>
+        <w:t xml:space="preserve"> </w:t>
+      </w:r>
+      <w:r>
+        <w:t>уровень</w:t>
+      </w:r>
+      <w:r>
+        <w:rPr>
+          <w:lang w:val="fr-FR"/>
+        </w:rPr>
+        <w:t xml:space="preserve"> </w:t>
+      </w:r>
+      <w:r>
+        <w:t>каждого</w:t>
+      </w:r>
+      <w:r>
+        <w:rPr>
+          <w:lang w:val="fr-FR"/>
+        </w:rPr>
+        <w:t xml:space="preserve"> </w:t>
+      </w:r>
+      <w:r>
+        <w:t>слоя</w:t>
+      </w:r>
+      <w:r>
+        <w:rPr>
+          <w:lang w:val="fr-FR"/>
+        </w:rPr>
+        <w:t xml:space="preserve"> –</w:t>
+      </w:r>
+      <w:r>
+        <w:t>уровень</w:t>
+      </w:r>
+      <w:r>
+        <w:rPr>
+          <w:lang w:val="fr-FR"/>
+        </w:rPr>
+        <w:t xml:space="preserve"> </w:t>
+      </w:r>
+      <w:r>
+        <w:t>сервисов</w:t>
+      </w:r>
+      <w:r>
+        <w:rPr>
+          <w:lang w:val="fr-FR"/>
+        </w:rPr>
+        <w:t xml:space="preserve">: Domain Service, Application Service, </w:t>
+      </w:r>
+      <w:r>
+        <w:t>архитектурная</w:t>
+      </w:r>
+      <w:r>
+        <w:rPr>
+          <w:lang w:val="fr-FR"/>
+        </w:rPr>
+        <w:t xml:space="preserve"> </w:t>
+      </w:r>
+      <w:r>
+        <w:t>группа</w:t>
+      </w:r>
+      <w:r>
+        <w:rPr>
+          <w:lang w:val="fr-FR"/>
+        </w:rPr>
+        <w:t xml:space="preserve"> </w:t>
+      </w:r>
+      <w:r>
+        <w:t>слоя</w:t>
+      </w:r>
+      <w:r>
+        <w:rPr>
+          <w:lang w:val="fr-FR"/>
+        </w:rPr>
+        <w:t xml:space="preserve"> Application </w:t>
+      </w:r>
+      <w:r>
+        <w:rPr>
+          <w:lang w:val="fr-FR"/>
+        </w:rPr>
+        <w:t>Layer</w:t>
+      </w:r>
+      <w:r>
+        <w:rPr>
+          <w:lang w:val="fr-FR"/>
+        </w:rPr>
+        <w:t>.</w:t>
+      </w:r>
+    </w:p>
+    <w:p>
+      <w:pPr>
+        <w:pStyle w:val="a0"/>
+      </w:pPr>
+      <w:r>
+        <w:t>В</w:t>
+      </w:r>
+      <w:r>
+        <w:t>нутренний</w:t>
+      </w:r>
+      <w:r>
+        <w:t xml:space="preserve"> </w:t>
+      </w:r>
+      <w:r>
+        <w:t>уровень</w:t>
+      </w:r>
+      <w:r>
+        <w:t xml:space="preserve"> </w:t>
+      </w:r>
+      <w:r>
+        <w:t>слоя</w:t>
+      </w:r>
+      <w:r>
+        <w:t xml:space="preserve"> –</w:t>
+      </w:r>
+      <w:r>
+        <w:t xml:space="preserve">это вложенный </w:t>
+      </w:r>
+      <w:r>
+        <w:t xml:space="preserve">нижележащий </w:t>
+      </w:r>
+      <w:r>
+        <w:t>слой. Исключение</w:t>
+      </w:r>
+      <w:r>
+        <w:t xml:space="preserve"> -  </w:t>
+      </w:r>
+      <w:r>
+        <w:rPr>
+          <w:lang w:val="en-US"/>
+        </w:rPr>
+        <w:t>Domain</w:t>
+      </w:r>
+      <w:r>
+        <w:t xml:space="preserve"> </w:t>
+      </w:r>
+      <w:r>
+        <w:rPr>
+          <w:lang w:val="en-US"/>
+        </w:rPr>
+        <w:t>Layer</w:t>
+      </w:r>
+      <w:r>
+        <w:t xml:space="preserve"> с внутренним уровнем </w:t>
+      </w:r>
+      <w:r>
+        <w:rPr>
+          <w:lang w:val="en-US"/>
+        </w:rPr>
+        <w:t>Domain</w:t>
+      </w:r>
+      <w:r>
+        <w:t xml:space="preserve"> </w:t>
+      </w:r>
+      <w:r>
+        <w:rPr>
+          <w:lang w:val="en-US"/>
+        </w:rPr>
+        <w:t>Model</w:t>
+      </w:r>
+      <w:r>
+        <w:t xml:space="preserve"> </w:t>
+      </w:r>
+      <w:r>
+        <w:rPr>
+          <w:lang w:val="en-US"/>
+        </w:rPr>
+        <w:t>Level</w:t>
+      </w:r>
+      <w:r>
+        <w:t xml:space="preserve">. А также </w:t>
+      </w:r>
+      <w:r>
+        <w:rPr>
+          <w:lang w:val="en-US"/>
+        </w:rPr>
+        <w:t>Kernel Layer</w:t>
+      </w:r>
+      <w:r>
+        <w:t>, не имеющий внутреннего уровня.</w:t>
+      </w:r>
+    </w:p>
+    <w:p>
+      <w:pPr>
+        <w:pStyle w:val="a0"/>
+      </w:pPr>
+      <w:r>
+        <w:t xml:space="preserve">Верхние слои </w:t>
+      </w:r>
+      <w:r>
+        <w:rPr>
+          <w:lang w:val="en-US"/>
+        </w:rPr>
+        <w:t>Application Layer</w:t>
+      </w:r>
+      <w:r>
+        <w:t xml:space="preserve"> и </w:t>
+      </w:r>
+      <w:r>
+        <w:rPr>
+          <w:lang w:val="en-US"/>
+        </w:rPr>
+        <w:t>Application Core Layer</w:t>
+      </w:r>
+      <w:r>
+        <w:t xml:space="preserve"> – </w:t>
+      </w:r>
+      <w:r>
+        <w:rPr>
+          <w:rStyle w:val="ad"/>
+          <w:lang w:val="ru-RU"/>
+        </w:rPr>
+        <w:t xml:space="preserve">слои </w:t>
+      </w:r>
+      <w:r>
+        <w:rPr>
+          <w:rStyle w:val="ad"/>
+          <w:b/>
+          <w:lang w:val="ru-RU"/>
+        </w:rPr>
+        <w:t>реализаций</w:t>
+      </w:r>
+      <w:r>
+        <w:t>.</w:t>
+      </w:r>
+    </w:p>
+    <w:p>
+      <w:pPr>
+        <w:pStyle w:val="a0"/>
+        <w:rPr>
+          <w:lang w:val="en-US"/>
+        </w:rPr>
+      </w:pPr>
+      <w:r>
+        <w:t>Нижние</w:t>
+      </w:r>
+      <w:r>
+        <w:rPr>
+          <w:lang w:val="en-US"/>
+        </w:rPr>
+        <w:t xml:space="preserve"> </w:t>
+      </w:r>
+      <w:r>
+        <w:t>слои</w:t>
+      </w:r>
+      <w:r>
+        <w:rPr>
+          <w:lang w:val="en-US"/>
+        </w:rPr>
+        <w:t xml:space="preserve"> Domain Layer </w:t>
+      </w:r>
+      <w:r>
+        <w:t>и</w:t>
+      </w:r>
+      <w:r>
+        <w:rPr>
+          <w:lang w:val="en-US"/>
+        </w:rPr>
+        <w:t xml:space="preserve"> Kernel Layer</w:t>
+      </w:r>
+      <w:r>
+        <w:rPr>
+          <w:lang w:val="en-US"/>
+        </w:rPr>
+        <w:t xml:space="preserve"> – </w:t>
+      </w:r>
+      <w:r>
+        <w:rPr>
+          <w:rStyle w:val="ad"/>
+          <w:lang w:val="ru-RU"/>
+        </w:rPr>
+        <w:t>слои</w:t>
+      </w:r>
+      <w:r>
+        <w:rPr>
+          <w:rStyle w:val="ad"/>
+        </w:rPr>
+        <w:t xml:space="preserve"> </w:t>
+      </w:r>
+      <w:r>
+        <w:rPr>
+          <w:rStyle w:val="ad"/>
+          <w:b/>
+          <w:lang w:val="ru-RU"/>
+        </w:rPr>
+        <w:t>абстракций</w:t>
+      </w:r>
+      <w:r>
+        <w:rPr>
+          <w:lang w:val="en-US"/>
+        </w:rPr>
+        <w:t>.</w:t>
+      </w:r>
+    </w:p>
+    <w:p>
+      <w:pPr>
+        <w:pStyle w:val="a3"/>
+        <w:rPr>
+          <w:lang w:val="ru-RU"/>
+        </w:rPr>
+      </w:pPr>
+      <w:r>
+        <w:t>Onion</w:t>
+      </w:r>
+      <w:r>
+        <w:rPr>
+          <w:lang w:val="ru-RU"/>
+        </w:rPr>
+        <w:t>-</w:t>
+      </w:r>
+      <w:r>
+        <w:rPr>
+          <w:lang w:val="ru-RU"/>
+        </w:rPr>
+        <w:t xml:space="preserve">диаграмма приведена на </w:t>
+      </w:r>
+      <w:r>
+        <w:rPr>
+          <w:lang w:val="ru-RU"/>
+        </w:rPr>
+        <w:fldChar w:fldCharType="begin"/>
+      </w:r>
+      <w:r>
+        <w:rPr>
+          <w:lang w:val="ru-RU"/>
+        </w:rPr>
+        <w:instrText xml:space="preserve"> REF _Ref229355696 \h </w:instrText>
+      </w:r>
+      <w:r>
+        <w:rPr>
+          <w:lang w:val="ru-RU"/>
+        </w:rPr>
+      </w:r>
+      <w:r>
+        <w:rPr>
+          <w:lang w:val="ru-RU"/>
+        </w:rPr>
+        <w:fldChar w:fldCharType="separate"/>
+      </w:r>
+      <w:r>
+        <w:t>Fig</w:t>
+      </w:r>
+      <w:r>
+        <w:rPr>
+          <w:lang w:val="ru-RU"/>
+        </w:rPr>
+        <w:t xml:space="preserve">. </w:t>
+      </w:r>
+      <w:r>
+        <w:rPr>
+          <w:noProof/>
+          <w:lang w:val="ru-RU"/>
+        </w:rPr>
+        <w:t>3</w:t>
+      </w:r>
+      <w:r>
+        <w:rPr>
+          <w:lang w:val="ru-RU"/>
+        </w:rPr>
+        <w:fldChar w:fldCharType="end"/>
+      </w:r>
+      <w:r>
+        <w:rPr>
+          <w:lang w:val="ru-RU"/>
+        </w:rPr>
+        <w:t>.</w:t>
+      </w:r>
+    </w:p>
+    <w:p>
+      <w:pPr>
+        <w:pStyle w:val="1"/>
+      </w:pPr>
+      <w:r>
+        <w:t>EntityNexus, как форма доменной онтологии</w:t>
+      </w:r>
+    </w:p>
+    <w:p>
+      <w:pPr>
+        <w:pStyle w:val="a3"/>
+        <w:rPr>
+          <w:lang w:val="ru-RU"/>
+        </w:rPr>
+      </w:pPr>
+      <w:r>
+        <w:rPr>
+          <w:lang w:val="ru-RU"/>
+        </w:rPr>
+        <w:t xml:space="preserve">Еще до </w:t>
+      </w:r>
+      <w:r>
+        <w:rPr>
+          <w:lang w:val="ru-RU"/>
+        </w:rPr>
+        <w:t>EntityNexus</w:t>
+      </w:r>
+      <w:r>
+        <w:rPr>
+          <w:lang w:val="ru-RU"/>
+        </w:rPr>
+        <w:t xml:space="preserve">, в проектах </w:t>
+      </w:r>
+      <w:r>
+        <w:t>COBRA</w:t>
+      </w:r>
+      <w:r>
+        <w:rPr>
+          <w:lang w:val="ru-RU"/>
+        </w:rPr>
+        <w:t xml:space="preserve"> </w:t>
+      </w:r>
+      <w:r>
+        <w:rPr>
+          <w:lang w:val="ru-RU"/>
+        </w:rPr>
+        <w:t xml:space="preserve">и </w:t>
+      </w:r>
+      <w:r>
+        <w:t>GESTTS</w:t>
+      </w:r>
+      <w:r>
+        <w:rPr>
+          <w:lang w:val="ru-RU"/>
+        </w:rPr>
+        <w:t xml:space="preserve"> </w:t>
+      </w:r>
+      <w:r>
+        <w:rPr>
+          <w:lang w:val="ru-RU"/>
+        </w:rPr>
+        <w:t xml:space="preserve">в </w:t>
+      </w:r>
+      <w:r>
+        <w:t>Onion</w:t>
+      </w:r>
+      <w:r>
+        <w:rPr>
+          <w:lang w:val="ru-RU"/>
+        </w:rPr>
+        <w:t>-</w:t>
+      </w:r>
+      <w:r>
+        <w:rPr>
+          <w:lang w:val="ru-RU"/>
+        </w:rPr>
+        <w:t xml:space="preserve">модель было введено понятие ядра архитектуры. Каноническая модель, как показано на </w:t>
+      </w:r>
+      <w:r>
+        <w:rPr>
+          <w:lang w:val="ru-RU"/>
+        </w:rPr>
+        <w:fldChar w:fldCharType="begin"/>
+      </w:r>
+      <w:r>
+        <w:rPr>
+          <w:lang w:val="ru-RU"/>
+        </w:rPr>
+        <w:instrText xml:space="preserve"> REF _Ref229295760 \h </w:instrText>
+      </w:r>
+      <w:r>
+        <w:rPr>
+          <w:lang w:val="ru-RU"/>
+        </w:rPr>
+      </w:r>
+      <w:r>
+        <w:rPr>
+          <w:lang w:val="ru-RU"/>
+        </w:rPr>
+        <w:fldChar w:fldCharType="separate"/>
+      </w:r>
+      <w:r>
+        <w:t>Fig</w:t>
+      </w:r>
+      <w:r>
+        <w:rPr>
+          <w:lang w:val="ru-RU"/>
+        </w:rPr>
+        <w:t xml:space="preserve">. </w:t>
+      </w:r>
+      <w:r>
+        <w:rPr>
+          <w:noProof/>
+          <w:lang w:val="ru-RU"/>
+        </w:rPr>
+        <w:t>1</w:t>
+      </w:r>
+      <w:r>
+        <w:rPr>
+          <w:lang w:val="ru-RU"/>
+        </w:rPr>
+        <w:fldChar w:fldCharType="end"/>
+      </w:r>
+      <w:r>
+        <w:rPr>
+          <w:lang w:val="ru-RU"/>
+        </w:rPr>
+        <w:t xml:space="preserve"> и </w:t>
+      </w:r>
+      <w:r>
+        <w:rPr>
+          <w:lang w:val="ru-RU"/>
+        </w:rPr>
+        <w:fldChar w:fldCharType="begin"/>
+      </w:r>
+      <w:r>
+        <w:rPr>
+          <w:lang w:val="ru-RU"/>
+        </w:rPr>
+        <w:instrText xml:space="preserve"> REF _Ref229299962 \h </w:instrText>
+      </w:r>
+      <w:r>
+        <w:rPr>
+          <w:lang w:val="ru-RU"/>
+        </w:rPr>
+      </w:r>
+      <w:r>
+        <w:rPr>
+          <w:lang w:val="ru-RU"/>
+        </w:rPr>
+        <w:fldChar w:fldCharType="separate"/>
+      </w:r>
+      <w:r>
+        <w:t>Fig</w:t>
+      </w:r>
+      <w:r>
+        <w:rPr>
+          <w:lang w:val="ru-RU"/>
+        </w:rPr>
+        <w:t xml:space="preserve">. </w:t>
+      </w:r>
+      <w:r>
+        <w:rPr>
+          <w:noProof/>
+          <w:lang w:val="ru-RU"/>
+        </w:rPr>
+        <w:t>2</w:t>
+      </w:r>
+      <w:r>
+        <w:rPr>
+          <w:lang w:val="ru-RU"/>
+        </w:rPr>
+        <w:fldChar w:fldCharType="end"/>
+      </w:r>
+      <w:r>
+        <w:rPr>
+          <w:lang w:val="ru-RU"/>
+        </w:rPr>
+        <w:t xml:space="preserve">, в качестве ядра рассматривает </w:t>
+      </w:r>
+      <w:r>
+        <w:t>Domain</w:t>
+      </w:r>
+      <w:r>
+        <w:rPr>
+          <w:lang w:val="ru-RU"/>
+        </w:rPr>
+        <w:t xml:space="preserve"> </w:t>
+      </w:r>
+      <w:r>
+        <w:t>Model</w:t>
+      </w:r>
+      <w:r>
+        <w:rPr>
+          <w:lang w:val="ru-RU"/>
+        </w:rPr>
+        <w:t xml:space="preserve"> </w:t>
+      </w:r>
+      <w:r>
+        <w:t>Level</w:t>
+      </w:r>
+      <w:r>
+        <w:rPr>
+          <w:lang w:val="ru-RU"/>
+        </w:rPr>
+        <w:t xml:space="preserve">. И здесь важно снова вспомнить основы стратификации </w:t>
+      </w:r>
+      <w:r>
+        <w:t>Onion</w:t>
+      </w:r>
+      <w:r>
+        <w:rPr>
+          <w:lang w:val="ru-RU"/>
+        </w:rPr>
+        <w:t xml:space="preserve"> </w:t>
+      </w:r>
+      <w:r>
+        <w:rPr>
+          <w:lang w:val="ru-RU"/>
+        </w:rPr>
+        <w:t>концепта</w:t>
+      </w:r>
+      <w:r>
+        <w:rPr>
+          <w:lang w:val="ru-RU"/>
+        </w:rPr>
+        <w:t xml:space="preserve"> – внешние слои содержат реализации классов, внутренние – абстракции.</w:t>
+      </w:r>
+      <w:bookmarkStart w:id="5" w:name="_GoBack"/>
+      <w:bookmarkEnd w:id="5"/>
+      <w:r>
+        <w:rPr>
+          <w:lang w:val="ru-RU"/>
+        </w:rPr>
+        <w:t xml:space="preserve"> </w:t>
+      </w:r>
+      <w:r>
+        <w:rPr>
+          <w:lang w:val="ru-RU"/>
+        </w:rPr>
+        <w:t xml:space="preserve"> рассматривает </w:t>
+      </w:r>
+      <w:r>
+        <w:t>Kernel</w:t>
+      </w:r>
+      <w:r>
+        <w:rPr>
+          <w:lang w:val="ru-RU"/>
+        </w:rPr>
+        <w:t xml:space="preserve"> не как декоративный центр </w:t>
+      </w:r>
+      <w:r>
+        <w:t>Onion</w:t>
+      </w:r>
+      <w:r>
+        <w:rPr>
+          <w:lang w:val="ru-RU"/>
+        </w:rPr>
+        <w:t xml:space="preserve"> </w:t>
+      </w:r>
+      <w:r>
+        <w:t>Architecture</w:t>
+      </w:r>
+      <w:r>
+        <w:rPr>
+          <w:lang w:val="ru-RU"/>
+        </w:rPr>
+        <w:t>, не просто «самый внутренний слой» а как самостоятельную архитектурную катего</w:t>
+      </w:r>
+      <w:r>
+        <w:rPr>
+          <w:lang w:val="ru-RU"/>
+        </w:rPr>
+        <w:t xml:space="preserve">рию - </w:t>
+      </w:r>
+      <w:r>
+        <w:rPr>
+          <w:lang w:val="ru-RU"/>
+        </w:rPr>
+        <w:t xml:space="preserve">минимальный семантический </w:t>
+      </w:r>
+      <w:r>
+        <w:t>locus</w:t>
+      </w:r>
+      <w:r>
+        <w:rPr>
+          <w:lang w:val="ru-RU"/>
+        </w:rPr>
+        <w:t xml:space="preserve"> домена.</w:t>
+      </w:r>
+      <w:r>
+        <w:rPr>
+          <w:lang w:val="ru-RU"/>
+        </w:rPr>
+        <w:t xml:space="preserve"> В </w:t>
+      </w:r>
+      <w:r>
+        <w:t>EntityNexus</w:t>
+      </w:r>
+      <w:r>
+        <w:rPr>
+          <w:lang w:val="ru-RU"/>
+        </w:rPr>
+        <w:t xml:space="preserve"> </w:t>
+      </w:r>
+      <w:r>
+        <w:rPr>
+          <w:lang w:val="ru-RU"/>
+        </w:rPr>
+        <w:t>им</w:t>
+      </w:r>
+      <w:r>
+        <w:rPr>
+          <w:lang w:val="ru-RU"/>
+        </w:rPr>
+        <w:t xml:space="preserve">енно </w:t>
+      </w:r>
+      <w:r>
+        <w:t>Kernel</w:t>
+      </w:r>
+      <w:r>
+        <w:rPr>
+          <w:lang w:val="ru-RU"/>
+        </w:rPr>
+        <w:t xml:space="preserve"> определяет </w:t>
+      </w:r>
+      <w:r>
+        <w:rPr>
+          <w:lang w:val="ru-RU"/>
+        </w:rPr>
+        <w:t>допустимые абстракции,</w:t>
+      </w:r>
+      <w:r>
+        <w:rPr>
+          <w:lang w:val="ru-RU"/>
+        </w:rPr>
+        <w:t xml:space="preserve"> </w:t>
+      </w:r>
+      <w:r>
+        <w:rPr>
+          <w:lang w:val="ru-RU"/>
+        </w:rPr>
+        <w:t>границы смыслов,</w:t>
+      </w:r>
+      <w:r>
+        <w:rPr>
+          <w:lang w:val="ru-RU"/>
+        </w:rPr>
+        <w:t xml:space="preserve"> </w:t>
+      </w:r>
+      <w:r>
+        <w:rPr>
+          <w:lang w:val="ru-RU"/>
+        </w:rPr>
+        <w:t>язык домена,</w:t>
+      </w:r>
+      <w:r>
+        <w:rPr>
+          <w:lang w:val="ru-RU"/>
+        </w:rPr>
+        <w:t xml:space="preserve"> </w:t>
+      </w:r>
+      <w:r>
+        <w:rPr>
+          <w:lang w:val="ru-RU"/>
+        </w:rPr>
+        <w:t>правила идентичности сущностей,</w:t>
+      </w:r>
+      <w:r>
+        <w:rPr>
+          <w:lang w:val="ru-RU"/>
+        </w:rPr>
+        <w:t xml:space="preserve"> </w:t>
+      </w:r>
+      <w:r>
+        <w:rPr>
+          <w:lang w:val="ru-RU"/>
+        </w:rPr>
+        <w:t>способ формирования отношений.</w:t>
+      </w:r>
+    </w:p>
+    <w:p>
+      <w:pPr>
+        <w:pStyle w:val="a3"/>
+        <w:rPr>
+          <w:lang w:val="ru-RU"/>
+        </w:rPr>
+      </w:pPr>
+      <w:r>
+        <w:rPr>
+          <w:lang w:val="ru-RU"/>
+        </w:rPr>
+        <w:t xml:space="preserve">В классических </w:t>
+      </w:r>
+      <w:r>
+        <w:t>ORM</w:t>
+      </w:r>
+      <w:r>
+        <w:rPr>
+          <w:lang w:val="ru-RU"/>
+        </w:rPr>
+        <w:t xml:space="preserve"> центр архитектуры обычно формируется вокруг структуры хранения данных. Даже при использовании </w:t>
+      </w:r>
+      <w:r>
+        <w:t>DDD</w:t>
+      </w:r>
+      <w:r>
+        <w:rPr>
+          <w:lang w:val="ru-RU"/>
+        </w:rPr>
+        <w:t xml:space="preserve"> доменная модель нередко остается производной от </w:t>
+      </w:r>
+      <w:r>
+        <w:t>persistence</w:t>
+      </w:r>
+      <w:r>
+        <w:rPr>
+          <w:lang w:val="ru-RU"/>
+        </w:rPr>
+        <w:t xml:space="preserve"> </w:t>
+      </w:r>
+      <w:r>
+        <w:t>model</w:t>
+      </w:r>
+      <w:r>
+        <w:rPr>
+          <w:lang w:val="ru-RU"/>
+        </w:rPr>
+        <w:t xml:space="preserve"> или ограничивается ею.</w:t>
+      </w:r>
+      <w:r>
+        <w:rPr>
+          <w:lang w:val="ru-RU"/>
+        </w:rPr>
+        <w:t xml:space="preserve"> </w:t>
+      </w:r>
+      <w:r>
+        <w:t>EntityNexus</w:t>
+      </w:r>
+      <w:r>
+        <w:rPr>
+          <w:lang w:val="ru-RU"/>
+        </w:rPr>
+        <w:t xml:space="preserve"> пытается изменить сам вектор архитектуры:</w:t>
+      </w:r>
+      <w:r>
+        <w:rPr>
+          <w:lang w:val="ru-RU"/>
+        </w:rPr>
+        <w:t xml:space="preserve"> </w:t>
+      </w:r>
+      <w:r>
+        <w:rPr>
+          <w:lang w:val="ru-RU"/>
+        </w:rPr>
+        <w:t>не база данных определяет домен, а домен определяет возможность существования базы данных.</w:t>
+      </w:r>
+      <w:r>
+        <w:rPr>
+          <w:lang w:val="ru-RU"/>
+        </w:rPr>
+        <w:t xml:space="preserve"> </w:t>
+      </w:r>
+      <w:r>
+        <w:rPr>
+          <w:lang w:val="ru-RU"/>
+        </w:rPr>
+        <w:t xml:space="preserve">В этом смысле </w:t>
+      </w:r>
+      <w:r>
+        <w:t>EntityNexus</w:t>
+      </w:r>
+      <w:r>
+        <w:rPr>
+          <w:lang w:val="ru-RU"/>
+        </w:rPr>
+        <w:t xml:space="preserve"> рассматривает </w:t>
+      </w:r>
+      <w:r>
+        <w:t>Kernel</w:t>
+      </w:r>
+      <w:r>
+        <w:rPr>
+          <w:lang w:val="ru-RU"/>
+        </w:rPr>
+        <w:t xml:space="preserve"> как первичную форму доменной онтологии.</w:t>
+      </w:r>
+    </w:p>
+    <w:p>
+      <w:pPr>
+        <w:pStyle w:val="a3"/>
+        <w:rPr>
+          <w:lang w:val="ru-RU"/>
+        </w:rPr>
+      </w:pPr>
+      <w:r>
+        <w:rPr>
+          <w:lang w:val="ru-RU"/>
+        </w:rPr>
+        <w:t xml:space="preserve">База данных, </w:t>
+      </w:r>
+      <w:r>
+        <w:t>ORM</w:t>
+      </w:r>
+      <w:r>
+        <w:rPr>
+          <w:lang w:val="ru-RU"/>
+        </w:rPr>
+        <w:t xml:space="preserve"> </w:t>
+      </w:r>
+      <w:r>
+        <w:t>mapping</w:t>
+      </w:r>
+      <w:r>
+        <w:rPr>
+          <w:lang w:val="ru-RU"/>
+        </w:rPr>
+        <w:t xml:space="preserve">, </w:t>
+      </w:r>
+      <w:r>
+        <w:t>relations</w:t>
+      </w:r>
+      <w:r>
+        <w:rPr>
+          <w:lang w:val="ru-RU"/>
+        </w:rPr>
+        <w:t xml:space="preserve">, </w:t>
+      </w:r>
+      <w:r>
+        <w:t>navigation</w:t>
+      </w:r>
+      <w:r>
+        <w:rPr>
+          <w:lang w:val="ru-RU"/>
+        </w:rPr>
+        <w:t xml:space="preserve"> </w:t>
+      </w:r>
+      <w:r>
+        <w:t>properties</w:t>
+      </w:r>
+      <w:r>
+        <w:rPr>
+          <w:lang w:val="ru-RU"/>
+        </w:rPr>
+        <w:t xml:space="preserve"> и даже часть инфраструктурного поведения становятся вторичными проекциями </w:t>
+      </w:r>
+      <w:r>
+        <w:t>Kernel</w:t>
+      </w:r>
+      <w:r>
+        <w:rPr>
+          <w:lang w:val="ru-RU"/>
+        </w:rPr>
+        <w:t>.</w:t>
+      </w:r>
+      <w:r>
+        <w:rPr>
+          <w:lang w:val="ru-RU"/>
+        </w:rPr>
+        <w:t xml:space="preserve"> </w:t>
+      </w:r>
+      <w:r>
+        <w:rPr>
+          <w:lang w:val="ru-RU"/>
+        </w:rPr>
+        <w:t xml:space="preserve">Именно поэтому </w:t>
+      </w:r>
+      <w:r>
+        <w:t>EntityNexus</w:t>
+      </w:r>
+      <w:r>
+        <w:rPr>
+          <w:lang w:val="ru-RU"/>
+        </w:rPr>
+        <w:t xml:space="preserve"> стремится </w:t>
+      </w:r>
+      <w:r>
+        <w:rPr>
+          <w:rStyle w:val="ab"/>
+        </w:rPr>
+        <w:t>минимизировать необходимость прямого описания инфраструктурных связей</w:t>
+      </w:r>
+      <w:r>
+        <w:rPr>
+          <w:lang w:val="ru-RU"/>
+        </w:rPr>
+        <w:t>:</w:t>
+      </w:r>
+      <w:r>
+        <w:rPr>
+          <w:lang w:val="ru-RU"/>
+        </w:rPr>
+        <w:t xml:space="preserve"> </w:t>
+      </w:r>
+      <w:r>
+        <w:rPr>
+          <w:lang w:val="fr-FR"/>
+        </w:rPr>
+        <w:t>Fluent</w:t>
+      </w:r>
+      <w:r>
+        <w:rPr>
+          <w:lang w:val="ru-RU"/>
+        </w:rPr>
+        <w:t xml:space="preserve"> </w:t>
+      </w:r>
+      <w:r>
+        <w:rPr>
+          <w:lang w:val="fr-FR"/>
+        </w:rPr>
+        <w:t>API</w:t>
+      </w:r>
+      <w:r>
+        <w:rPr>
+          <w:lang w:val="ru-RU"/>
+        </w:rPr>
+        <w:t>,</w:t>
+      </w:r>
+      <w:r>
+        <w:rPr>
+          <w:lang w:val="ru-RU"/>
+        </w:rPr>
+        <w:t xml:space="preserve"> </w:t>
+      </w:r>
+      <w:r>
+        <w:rPr>
+          <w:lang w:val="fr-FR"/>
+        </w:rPr>
+        <w:t>explicit</w:t>
+      </w:r>
+      <w:r>
+        <w:rPr>
+          <w:lang w:val="ru-RU"/>
+        </w:rPr>
+        <w:t xml:space="preserve"> </w:t>
+      </w:r>
+      <w:r>
+        <w:rPr>
+          <w:lang w:val="fr-FR"/>
+        </w:rPr>
+        <w:t>relation</w:t>
+      </w:r>
+      <w:r>
+        <w:rPr>
+          <w:lang w:val="ru-RU"/>
+        </w:rPr>
+        <w:t xml:space="preserve"> </w:t>
+      </w:r>
+      <w:r>
+        <w:rPr>
+          <w:lang w:val="fr-FR"/>
+        </w:rPr>
+        <w:t>configuration</w:t>
+      </w:r>
+      <w:r>
+        <w:rPr>
+          <w:lang w:val="ru-RU"/>
+        </w:rPr>
+        <w:t>,</w:t>
+      </w:r>
+      <w:r>
+        <w:rPr>
+          <w:lang w:val="ru-RU"/>
+        </w:rPr>
+        <w:t xml:space="preserve"> </w:t>
+      </w:r>
+      <w:r>
+        <w:rPr>
+          <w:lang w:val="fr-FR"/>
+        </w:rPr>
+        <w:t>infrastructure</w:t>
+      </w:r>
+      <w:r>
+        <w:rPr>
+          <w:lang w:val="ru-RU"/>
+        </w:rPr>
+        <w:t>-</w:t>
+      </w:r>
+      <w:r>
+        <w:rPr>
+          <w:lang w:val="fr-FR"/>
+        </w:rPr>
+        <w:t>oriented</w:t>
+      </w:r>
+      <w:r>
+        <w:rPr>
+          <w:lang w:val="ru-RU"/>
+        </w:rPr>
+        <w:t xml:space="preserve"> </w:t>
+      </w:r>
+      <w:r>
+        <w:rPr>
+          <w:lang w:val="fr-FR"/>
+        </w:rPr>
+        <w:t>declarations</w:t>
+      </w:r>
+      <w:r>
+        <w:rPr>
+          <w:lang w:val="ru-RU"/>
+        </w:rPr>
+        <w:t>.</w:t>
+      </w:r>
+    </w:p>
+    <w:p>
+      <w:pPr>
+        <w:pStyle w:val="a3"/>
+        <w:rPr>
+          <w:lang w:val="ru-RU"/>
+        </w:rPr>
+      </w:pPr>
+      <w:r>
+        <w:rPr>
+          <w:lang w:val="ru-RU"/>
+        </w:rPr>
+        <w:t xml:space="preserve">Отсюда возникает один из центральных принципов </w:t>
+      </w:r>
+      <w:r>
+        <w:rPr>
+          <w:lang w:val="fr-FR"/>
+        </w:rPr>
+        <w:t>EntityNexus</w:t>
+      </w:r>
+      <w:r>
+        <w:rPr>
+          <w:lang w:val="ru-RU"/>
+        </w:rPr>
+        <w:t>:</w:t>
+      </w:r>
+    </w:p>
+    <w:p>
+      <w:pPr>
+        <w:pStyle w:val="ac"/>
+      </w:pPr>
+      <w:r>
+        <w:t>Stop writing relations. Just declare them.</w:t>
+      </w:r>
+    </w:p>
+    <w:p>
+      <w:pPr>
+        <w:pStyle w:val="a3"/>
+        <w:rPr>
+          <w:lang w:val="ru-RU"/>
+        </w:rPr>
+      </w:pPr>
+      <w:r>
+        <w:t>Kernel</w:t>
+      </w:r>
+      <w:r>
+        <w:rPr>
+          <w:lang w:val="ru-RU"/>
+        </w:rPr>
+        <w:t xml:space="preserve"> должен описывать не структуру хранения, а намерение домена.</w:t>
+      </w:r>
+      <w:r>
+        <w:rPr>
+          <w:lang w:val="ru-RU"/>
+        </w:rPr>
+        <w:t xml:space="preserve"> </w:t>
+      </w:r>
+      <w:r>
+        <w:rPr>
+          <w:lang w:val="ru-RU"/>
+        </w:rPr>
+        <w:t>Если намерение выражено достаточно полно, структура может быть выведена из него автоматически.</w:t>
+      </w:r>
+      <w:r>
+        <w:rPr>
+          <w:lang w:val="ru-RU"/>
+        </w:rPr>
+        <w:t xml:space="preserve"> </w:t>
+      </w:r>
+      <w:r>
+        <w:t>EntityNexus</w:t>
+      </w:r>
+      <w:r>
+        <w:rPr>
+          <w:lang w:val="ru-RU"/>
+        </w:rPr>
+        <w:t xml:space="preserve"> рассматривает </w:t>
+      </w:r>
+      <w:r>
+        <w:t>Domain</w:t>
+      </w:r>
+      <w:r>
+        <w:rPr>
+          <w:lang w:val="ru-RU"/>
+        </w:rPr>
+        <w:t xml:space="preserve"> </w:t>
+      </w:r>
+      <w:r>
+        <w:t>Model</w:t>
+      </w:r>
+      <w:r>
+        <w:rPr>
+          <w:lang w:val="ru-RU"/>
+        </w:rPr>
+        <w:t xml:space="preserve"> не как </w:t>
+      </w:r>
+      <w:r>
+        <w:t>DTO</w:t>
+      </w:r>
+      <w:r>
+        <w:rPr>
+          <w:lang w:val="ru-RU"/>
+        </w:rPr>
+        <w:t xml:space="preserve">-слой между приложением и </w:t>
+      </w:r>
+      <w:r>
+        <w:t>ORM</w:t>
+      </w:r>
+      <w:r>
+        <w:rPr>
+          <w:lang w:val="ru-RU"/>
+        </w:rPr>
+        <w:t xml:space="preserve">, а как </w:t>
+      </w:r>
+      <w:r>
+        <w:t>semantic</w:t>
+      </w:r>
+      <w:r>
+        <w:rPr>
+          <w:lang w:val="ru-RU"/>
+        </w:rPr>
+        <w:t xml:space="preserve"> </w:t>
+      </w:r>
+      <w:r>
+        <w:t>source</w:t>
+      </w:r>
+      <w:r>
+        <w:rPr>
+          <w:lang w:val="ru-RU"/>
+        </w:rPr>
+        <w:t xml:space="preserve"> </w:t>
+      </w:r>
+      <w:r>
+        <w:t>of</w:t>
+      </w:r>
+      <w:r>
+        <w:rPr>
+          <w:lang w:val="ru-RU"/>
+        </w:rPr>
+        <w:t xml:space="preserve"> </w:t>
+      </w:r>
+      <w:r>
+        <w:t>truth</w:t>
+      </w:r>
+      <w:r>
+        <w:rPr>
+          <w:lang w:val="ru-RU"/>
+        </w:rPr>
+        <w:t xml:space="preserve"> всей системы.</w:t>
+      </w:r>
+    </w:p>
+    <w:p>
+      <w:pPr>
+        <w:pStyle w:val="a3"/>
+        <w:rPr>
+          <w:lang w:val="ru-RU"/>
+        </w:rPr>
+      </w:pPr>
+      <w:r>
+        <w:rPr>
+          <w:lang w:val="ru-RU"/>
+        </w:rPr>
+        <w:t>Из этого положения следую</w:t>
+      </w:r>
+      <w:r>
+        <w:rPr>
+          <w:lang w:val="ru-RU"/>
+        </w:rPr>
+        <w:t>т несколько важных последствий.</w:t>
+      </w:r>
+    </w:p>
+    <w:p>
+      <w:pPr>
+        <w:pStyle w:val="a"/>
         <w:tabs>
           <w:tab w:val="clear" w:pos="2268"/>
         </w:tabs>
@@ -841,7 +3444,6 @@
         <w:rPr>
           <w:lang w:val="ru-RU"/>
         </w:rPr>
-        <w:lastRenderedPageBreak/>
         <w:t>Во-вторых, абстракции получают приоритет над реализацией.</w:t>
       </w:r>
       <w:r>
@@ -857,7 +3459,16 @@
         <w:t xml:space="preserve">Не потому, что это соответствует SOLID или </w:t>
       </w:r>
       <w:r>
-        <w:t>Clean Architecture</w:t>
+        <w:t>Clean</w:t>
+      </w:r>
+      <w:r>
+        <w:rPr>
+          <w:lang w:val="ru-RU"/>
+        </w:rPr>
+        <w:t xml:space="preserve"> </w:t>
+      </w:r>
+      <w:r>
+        <w:t>Architecture</w:t>
       </w:r>
       <w:r>
         <w:rPr>
@@ -885,7 +3496,16 @@
         <w:t xml:space="preserve">В-третьих, </w:t>
       </w:r>
       <w:r>
-        <w:t>Onion Architecture</w:t>
+        <w:t>Onion</w:t>
+      </w:r>
+      <w:r>
+        <w:rPr>
+          <w:lang w:val="ru-RU"/>
+        </w:rPr>
+        <w:t xml:space="preserve"> </w:t>
+      </w:r>
+      <w:r>
+        <w:t>Architecture</w:t>
       </w:r>
       <w:r>
         <w:rPr>
@@ -908,7 +3528,7 @@
     </w:p>
     <w:p>
       <w:pPr>
-        <w:pStyle w:val="a2"/>
+        <w:pStyle w:val="a3"/>
         <w:rPr>
           <w:lang w:val="ru-RU"/>
         </w:rPr>
@@ -1036,58 +3656,49 @@
     </w:p>
     <w:p>
       <w:pPr>
-        <w:pStyle w:val="ae"/>
-        <w:rPr>
-          <w:color w:val="C45911" w:themeColor="accent2" w:themeShade="BF"/>
-          <w:lang w:val="ru-RU"/>
-        </w:rPr>
-      </w:pPr>
-      <w:r>
-        <w:rPr>
-          <w:color w:val="C45911" w:themeColor="accent2" w:themeShade="BF"/>
-        </w:rPr>
+        <w:pStyle w:val="ac"/>
+        <w:rPr>
+          <w:lang w:val="ru-RU"/>
+        </w:rPr>
+      </w:pPr>
+      <w:r>
         <w:t>Kernel</w:t>
       </w:r>
       <w:r>
         <w:rPr>
-          <w:color w:val="C45911" w:themeColor="accent2" w:themeShade="BF"/>
+          <w:lang w:val="ru-RU"/>
         </w:rPr>
         <w:t xml:space="preserve"> — это не центр зависимостей.</w:t>
       </w:r>
       <w:r>
         <w:rPr>
-          <w:color w:val="C45911" w:themeColor="accent2" w:themeShade="BF"/>
-        </w:rPr>
-        <w:t xml:space="preserve"> </w:t>
-      </w:r>
-      <w:r>
-        <w:rPr>
-          <w:color w:val="C45911" w:themeColor="accent2" w:themeShade="BF"/>
+          <w:lang w:val="ru-RU"/>
+        </w:rPr>
+        <w:t xml:space="preserve"> </w:t>
+      </w:r>
+      <w:r>
+        <w:rPr>
+          <w:lang w:val="ru-RU"/>
         </w:rPr>
         <w:br/>
       </w:r>
       <w:r>
-        <w:rPr>
-          <w:color w:val="C45911" w:themeColor="accent2" w:themeShade="BF"/>
-        </w:rPr>
         <w:t>Kernel</w:t>
       </w:r>
       <w:r>
         <w:rPr>
-          <w:color w:val="C45911" w:themeColor="accent2" w:themeShade="BF"/>
+          <w:lang w:val="ru-RU"/>
         </w:rPr>
         <w:t xml:space="preserve"> —</w:t>
       </w:r>
       <w:r>
         <w:rPr>
-          <w:color w:val="C45911" w:themeColor="accent2" w:themeShade="BF"/>
           <w:lang w:val="ru-RU"/>
         </w:rPr>
         <w:t xml:space="preserve"> это центр </w:t>
       </w:r>
       <w:r>
         <w:rPr>
-          <w:color w:val="C45911" w:themeColor="accent2" w:themeShade="BF"/>
           <w:lang w:val="ru-RU"/>
         </w:rPr>
         <w:t>смысла.</w:t>
@@ -1095,7 +3706,7 @@
     </w:p>
     <w:p>
       <w:pPr>
-        <w:pStyle w:val="a2"/>
+        <w:pStyle w:val="a3"/>
         <w:rPr>
           <w:lang w:val="ru-RU"/>
         </w:rPr>
@@ -1175,7 +3786,7 @@
     </w:p>
     <w:p>
       <w:pPr>
-        <w:pStyle w:val="a2"/>
+        <w:pStyle w:val="a3"/>
         <w:rPr>
           <w:lang w:val="ru-RU"/>
         </w:rPr>
@@ -1213,7 +3824,7 @@
     </w:p>
     <w:p>
       <w:pPr>
-        <w:pStyle w:val="a2"/>
+        <w:pStyle w:val="a3"/>
         <w:rPr>
           <w:lang w:val="ru-RU"/>
         </w:rPr>
@@ -1233,8 +3844,6 @@
         </w:rPr>
         <w:t>.</w:t>
       </w:r>
-      <w:bookmarkStart w:id="0" w:name="_GoBack"/>
-      <w:bookmarkEnd w:id="0"/>
     </w:p>
     <w:sectPr>
       <w:pgSz w:w="11906" w:h="16838"/>
@@ -1249,6 +3858,46 @@
 <file path=word/numbering.xml><?xml version="1.0" encoding="utf-8"?>
 <w:numbering xmlns:wpc="http://schemas.microsoft.com/office/word/2010/wordprocessingCanvas" xmlns:mc="http://schemas.openxmlformats.org/markup-compatibility/2006" xmlns:o="urn:schemas-microsoft-com:office:office" xmlns:r="http://schemas.openxmlformats.org/officeDocument/2006/relationships" xmlns:m="http://schemas.openxmlformats.org/officeDocument/2006/math" xmlns:v="urn:schemas-microsoft-com:vml" xmlns:wp14="http://schemas.microsoft.com/office/word/2010/wordprocessingDrawing" xmlns:wp="http://schemas.openxmlformats.org/drawingml/2006/wordprocessingDrawing" xmlns:w10="urn:schemas-microsoft-com:office:word" xmlns:w="http://schemas.openxmlformats.org/wordprocessingml/2006/main" xmlns:w14="http://schemas.microsoft.com/office/word/2010/wordml" xmlns:w15="http://schemas.microsoft.com/office/word/2012/wordml" xmlns:wpg="http://schemas.microsoft.com/office/word/2010/wordprocessingGroup" xmlns:wpi="http://schemas.microsoft.com/office/word/2010/wordprocessingInk" xmlns:wne="http://schemas.microsoft.com/office/word/2006/wordml" xmlns:wps="http://schemas.microsoft.com/office/word/2010/wordprocessingShape" mc:Ignorable="w14 w15 wp14">
   <w:abstractNum w:abstractNumId="0" w15:restartNumberingAfterBreak="0">
+    <w:nsid w:val="FFFFFF82"/>
+    <w:multiLevelType w:val="singleLevel"/>
+    <w:tmpl w:val="974CCB20"/>
+    <w:lvl w:ilvl="0">
+      <w:start w:val="1"/>
+      <w:numFmt w:val="bullet"/>
+      <w:lvlText w:val=""/>
+      <w:lvlJc w:val="left"/>
+      <w:pPr>
+        <w:tabs>
+          <w:tab w:val="num" w:pos="926"/>
+        </w:tabs>
+        <w:ind w:left="926" w:hanging="360"/>
+      </w:pPr>
+      <w:rPr>
+        <w:rFonts w:ascii="Symbol" w:hAnsi="Symbol" w:hint="default"/>
+      </w:rPr>
+    </w:lvl>
+  </w:abstractNum>
+  <w:abstractNum w:abstractNumId="1" w15:restartNumberingAfterBreak="0">
+    <w:nsid w:val="FFFFFF83"/>
+    <w:multiLevelType w:val="singleLevel"/>
+    <w:tmpl w:val="7B5630DE"/>
+    <w:lvl w:ilvl="0">
+      <w:start w:val="1"/>
+      <w:numFmt w:val="bullet"/>
+      <w:lvlText w:val=""/>
+      <w:lvlJc w:val="left"/>
+      <w:pPr>
+        <w:tabs>
+          <w:tab w:val="num" w:pos="643"/>
+        </w:tabs>
+        <w:ind w:left="643" w:hanging="360"/>
+      </w:pPr>
+      <w:rPr>
+        <w:rFonts w:ascii="Symbol" w:hAnsi="Symbol" w:hint="default"/>
+      </w:rPr>
+    </w:lvl>
+  </w:abstractNum>
+  <w:abstractNum w:abstractNumId="2" w15:restartNumberingAfterBreak="0">
     <w:nsid w:val="FFFFFF89"/>
     <w:multiLevelType w:val="singleLevel"/>
     <w:tmpl w:val="451E0864"/>
@@ -1268,7 +3917,7 @@
       </w:rPr>
     </w:lvl>
   </w:abstractNum>
-  <w:abstractNum w:abstractNumId="1" w15:restartNumberingAfterBreak="0">
+  <w:abstractNum w:abstractNumId="3" w15:restartNumberingAfterBreak="0">
     <w:nsid w:val="07A45C84"/>
     <w:multiLevelType w:val="hybridMultilevel"/>
     <w:tmpl w:val="E1C016CE"/>
@@ -1354,7 +4003,7 @@
       </w:pPr>
     </w:lvl>
   </w:abstractNum>
-  <w:abstractNum w:abstractNumId="2" w15:restartNumberingAfterBreak="0">
+  <w:abstractNum w:abstractNumId="4" w15:restartNumberingAfterBreak="0">
     <w:nsid w:val="0CA00917"/>
     <w:multiLevelType w:val="multilevel"/>
     <w:tmpl w:val="B9B85244"/>
@@ -1503,7 +4152,123 @@
       </w:rPr>
     </w:lvl>
   </w:abstractNum>
-  <w:abstractNum w:abstractNumId="3" w15:restartNumberingAfterBreak="0">
+  <w:abstractNum w:abstractNumId="5" w15:restartNumberingAfterBreak="0">
+    <w:nsid w:val="101367C4"/>
+    <w:multiLevelType w:val="hybridMultilevel"/>
+    <w:tmpl w:val="2904F2D2"/>
+    <w:lvl w:ilvl="0" w:tplc="8B2C7716">
+      <w:start w:val="1"/>
+      <w:numFmt w:val="bullet"/>
+      <w:pStyle w:val="a"/>
+      <w:suff w:val="space"/>
+      <w:lvlText w:val=""/>
+      <w:lvlJc w:val="left"/>
+      <w:pPr>
+        <w:ind w:left="720" w:hanging="360"/>
+      </w:pPr>
+      <w:rPr>
+        <w:rFonts w:ascii="Symbol" w:hAnsi="Symbol" w:hint="default"/>
+      </w:rPr>
+    </w:lvl>
+    <w:lvl w:ilvl="1" w:tplc="16A63812">
+      <w:start w:val="1"/>
+      <w:numFmt w:val="bullet"/>
+      <w:suff w:val="space"/>
+      <w:lvlText w:val="o"/>
+      <w:lvlJc w:val="left"/>
+      <w:pPr>
+        <w:ind w:left="1440" w:hanging="360"/>
+      </w:pPr>
+      <w:rPr>
+        <w:rFonts w:ascii="Courier New" w:hAnsi="Courier New" w:hint="default"/>
+      </w:rPr>
+    </w:lvl>
+    <w:lvl w:ilvl="2" w:tplc="04190005" w:tentative="1">
+      <w:start w:val="1"/>
+      <w:numFmt w:val="bullet"/>
+      <w:lvlText w:val=""/>
+      <w:lvlJc w:val="left"/>
+      <w:pPr>
+        <w:ind w:left="2160" w:hanging="360"/>
+      </w:pPr>
+      <w:rPr>
+        <w:rFonts w:ascii="Wingdings" w:hAnsi="Wingdings" w:hint="default"/>
+      </w:rPr>
+    </w:lvl>
+    <w:lvl w:ilvl="3" w:tplc="04190001" w:tentative="1">
+      <w:start w:val="1"/>
+      <w:numFmt w:val="bullet"/>
+      <w:lvlText w:val=""/>
+      <w:lvlJc w:val="left"/>
+      <w:pPr>
+        <w:ind w:left="2880" w:hanging="360"/>
+      </w:pPr>
+      <w:rPr>
+        <w:rFonts w:ascii="Symbol" w:hAnsi="Symbol" w:hint="default"/>
+      </w:rPr>
+    </w:lvl>
+    <w:lvl w:ilvl="4" w:tplc="04190003" w:tentative="1">
+      <w:start w:val="1"/>
+      <w:numFmt w:val="bullet"/>
+      <w:lvlText w:val="o"/>
+      <w:lvlJc w:val="left"/>
+      <w:pPr>
+        <w:ind w:left="3600" w:hanging="360"/>
+      </w:pPr>
+      <w:rPr>
+        <w:rFonts w:ascii="Courier New" w:hAnsi="Courier New" w:cs="Courier New" w:hint="default"/>
+      </w:rPr>
+    </w:lvl>
+    <w:lvl w:ilvl="5" w:tplc="04190005" w:tentative="1">
+      <w:start w:val="1"/>
+      <w:numFmt w:val="bullet"/>
+      <w:lvlText w:val=""/>
+      <w:lvlJc w:val="left"/>
+      <w:pPr>
+        <w:ind w:left="4320" w:hanging="360"/>
+      </w:pPr>
+      <w:rPr>
+        <w:rFonts w:ascii="Wingdings" w:hAnsi="Wingdings" w:hint="default"/>
+      </w:rPr>
+    </w:lvl>
+    <w:lvl w:ilvl="6" w:tplc="04190001" w:tentative="1">
+      <w:start w:val="1"/>
+      <w:numFmt w:val="bullet"/>
+      <w:lvlText w:val=""/>
+      <w:lvlJc w:val="left"/>
+      <w:pPr>
+        <w:ind w:left="5040" w:hanging="360"/>
+      </w:pPr>
+      <w:rPr>
+        <w:rFonts w:ascii="Symbol" w:hAnsi="Symbol" w:hint="default"/>
+      </w:rPr>
+    </w:lvl>
+    <w:lvl w:ilvl="7" w:tplc="04190003" w:tentative="1">
+      <w:start w:val="1"/>
+      <w:numFmt w:val="bullet"/>
+      <w:lvlText w:val="o"/>
+      <w:lvlJc w:val="left"/>
+      <w:pPr>
+        <w:ind w:left="5760" w:hanging="360"/>
+      </w:pPr>
+      <w:rPr>
+        <w:rFonts w:ascii="Courier New" w:hAnsi="Courier New" w:cs="Courier New" w:hint="default"/>
+      </w:rPr>
+    </w:lvl>
+    <w:lvl w:ilvl="8" w:tplc="04190005" w:tentative="1">
+      <w:start w:val="1"/>
+      <w:numFmt w:val="bullet"/>
+      <w:lvlText w:val=""/>
+      <w:lvlJc w:val="left"/>
+      <w:pPr>
+        <w:ind w:left="6480" w:hanging="360"/>
+      </w:pPr>
+      <w:rPr>
+        <w:rFonts w:ascii="Wingdings" w:hAnsi="Wingdings" w:hint="default"/>
+      </w:rPr>
+    </w:lvl>
+  </w:abstractNum>
+  <w:abstractNum w:abstractNumId="6" w15:restartNumberingAfterBreak="0">
     <w:nsid w:val="1BB52965"/>
     <w:multiLevelType w:val="multilevel"/>
     <w:tmpl w:val="5F6E7A7E"/>
@@ -1652,7 +4417,7 @@
       </w:rPr>
     </w:lvl>
   </w:abstractNum>
-  <w:abstractNum w:abstractNumId="4" w15:restartNumberingAfterBreak="0">
+  <w:abstractNum w:abstractNumId="7" w15:restartNumberingAfterBreak="0">
     <w:nsid w:val="2462786F"/>
     <w:multiLevelType w:val="multilevel"/>
     <w:tmpl w:val="0AB07BFA"/>
@@ -1801,7 +4566,7 @@
       </w:rPr>
     </w:lvl>
   </w:abstractNum>
-  <w:abstractNum w:abstractNumId="5" w15:restartNumberingAfterBreak="0">
+  <w:abstractNum w:abstractNumId="8" w15:restartNumberingAfterBreak="0">
     <w:nsid w:val="266121B1"/>
     <w:multiLevelType w:val="multilevel"/>
     <w:tmpl w:val="6EC890C6"/>
@@ -1950,7 +4715,236 @@
       </w:rPr>
     </w:lvl>
   </w:abstractNum>
-  <w:abstractNum w:abstractNumId="6" w15:restartNumberingAfterBreak="0">
+  <w:abstractNum w:abstractNumId="9" w15:restartNumberingAfterBreak="0">
+    <w:nsid w:val="26C16D8C"/>
+    <w:multiLevelType w:val="hybridMultilevel"/>
+    <w:tmpl w:val="8D547140"/>
+    <w:lvl w:ilvl="0" w:tplc="618A6044">
+      <w:start w:val="1"/>
+      <w:numFmt w:val="bullet"/>
+      <w:lvlText w:val=""/>
+      <w:lvlJc w:val="left"/>
+      <w:pPr>
+        <w:ind w:left="720" w:hanging="360"/>
+      </w:pPr>
+      <w:rPr>
+        <w:rFonts w:ascii="Symbol" w:hAnsi="Symbol" w:hint="default"/>
+      </w:rPr>
+    </w:lvl>
+    <w:lvl w:ilvl="1" w:tplc="0EE4951C">
+      <w:start w:val="1"/>
+      <w:numFmt w:val="bullet"/>
+      <w:pStyle w:val="2"/>
+      <w:suff w:val="space"/>
+      <w:lvlText w:val=""/>
+      <w:lvlJc w:val="left"/>
+      <w:pPr>
+        <w:ind w:left="454" w:hanging="170"/>
+      </w:pPr>
+      <w:rPr>
+        <w:rFonts w:ascii="Wingdings" w:hAnsi="Wingdings" w:hint="default"/>
+      </w:rPr>
+    </w:lvl>
+    <w:lvl w:ilvl="2" w:tplc="04190005" w:tentative="1">
+      <w:start w:val="1"/>
+      <w:numFmt w:val="bullet"/>
+      <w:lvlText w:val=""/>
+      <w:lvlJc w:val="left"/>
+      <w:pPr>
+        <w:ind w:left="2160" w:hanging="360"/>
+      </w:pPr>
+      <w:rPr>
+        <w:rFonts w:ascii="Wingdings" w:hAnsi="Wingdings" w:hint="default"/>
+      </w:rPr>
+    </w:lvl>
+    <w:lvl w:ilvl="3" w:tplc="04190001" w:tentative="1">
+      <w:start w:val="1"/>
+      <w:numFmt w:val="bullet"/>
+      <w:lvlText w:val=""/>
+      <w:lvlJc w:val="left"/>
+      <w:pPr>
+        <w:ind w:left="2880" w:hanging="360"/>
+      </w:pPr>
+      <w:rPr>
+        <w:rFonts w:ascii="Symbol" w:hAnsi="Symbol" w:hint="default"/>
+      </w:rPr>
+    </w:lvl>
+    <w:lvl w:ilvl="4" w:tplc="04190003" w:tentative="1">
+      <w:start w:val="1"/>
+      <w:numFmt w:val="bullet"/>
+      <w:lvlText w:val="o"/>
+      <w:lvlJc w:val="left"/>
+      <w:pPr>
+        <w:ind w:left="3600" w:hanging="360"/>
+      </w:pPr>
+      <w:rPr>
+        <w:rFonts w:ascii="Courier New" w:hAnsi="Courier New" w:cs="Courier New" w:hint="default"/>
+      </w:rPr>
+    </w:lvl>
+    <w:lvl w:ilvl="5" w:tplc="04190005" w:tentative="1">
+      <w:start w:val="1"/>
+      <w:numFmt w:val="bullet"/>
+      <w:lvlText w:val=""/>
+      <w:lvlJc w:val="left"/>
+      <w:pPr>
+        <w:ind w:left="4320" w:hanging="360"/>
+      </w:pPr>
+      <w:rPr>
+        <w:rFonts w:ascii="Wingdings" w:hAnsi="Wingdings" w:hint="default"/>
+      </w:rPr>
+    </w:lvl>
+    <w:lvl w:ilvl="6" w:tplc="04190001" w:tentative="1">
+      <w:start w:val="1"/>
+      <w:numFmt w:val="bullet"/>
+      <w:lvlText w:val=""/>
+      <w:lvlJc w:val="left"/>
+      <w:pPr>
+        <w:ind w:left="5040" w:hanging="360"/>
+      </w:pPr>
+      <w:rPr>
+        <w:rFonts w:ascii="Symbol" w:hAnsi="Symbol" w:hint="default"/>
+      </w:rPr>
+    </w:lvl>
+    <w:lvl w:ilvl="7" w:tplc="04190003" w:tentative="1">
+      <w:start w:val="1"/>
+      <w:numFmt w:val="bullet"/>
+      <w:lvlText w:val="o"/>
+      <w:lvlJc w:val="left"/>
+      <w:pPr>
+        <w:ind w:left="5760" w:hanging="360"/>
+      </w:pPr>
+      <w:rPr>
+        <w:rFonts w:ascii="Courier New" w:hAnsi="Courier New" w:cs="Courier New" w:hint="default"/>
+      </w:rPr>
+    </w:lvl>
+    <w:lvl w:ilvl="8" w:tplc="04190005" w:tentative="1">
+      <w:start w:val="1"/>
+      <w:numFmt w:val="bullet"/>
+      <w:lvlText w:val=""/>
+      <w:lvlJc w:val="left"/>
+      <w:pPr>
+        <w:ind w:left="6480" w:hanging="360"/>
+      </w:pPr>
+      <w:rPr>
+        <w:rFonts w:ascii="Wingdings" w:hAnsi="Wingdings" w:hint="default"/>
+      </w:rPr>
+    </w:lvl>
+  </w:abstractNum>
+  <w:abstractNum w:abstractNumId="10" w15:restartNumberingAfterBreak="0">
+    <w:nsid w:val="2B923ADD"/>
+    <w:multiLevelType w:val="hybridMultilevel"/>
+    <w:tmpl w:val="CED080B0"/>
+    <w:lvl w:ilvl="0" w:tplc="7C706EFC">
+      <w:start w:val="1"/>
+      <w:numFmt w:val="bullet"/>
+      <w:pStyle w:val="a0"/>
+      <w:lvlText w:val=""/>
+      <w:lvlJc w:val="left"/>
+      <w:pPr>
+        <w:ind w:left="198" w:hanging="198"/>
+      </w:pPr>
+      <w:rPr>
+        <w:rFonts w:ascii="Symbol" w:hAnsi="Symbol" w:hint="default"/>
+      </w:rPr>
+    </w:lvl>
+    <w:lvl w:ilvl="1" w:tplc="04190003" w:tentative="1">
+      <w:start w:val="1"/>
+      <w:numFmt w:val="bullet"/>
+      <w:lvlText w:val="o"/>
+      <w:lvlJc w:val="left"/>
+      <w:pPr>
+        <w:ind w:left="1440" w:hanging="360"/>
+      </w:pPr>
+      <w:rPr>
+        <w:rFonts w:ascii="Courier New" w:hAnsi="Courier New" w:cs="Courier New" w:hint="default"/>
+      </w:rPr>
+    </w:lvl>
+    <w:lvl w:ilvl="2" w:tplc="04190005" w:tentative="1">
+      <w:start w:val="1"/>
+      <w:numFmt w:val="bullet"/>
+      <w:lvlText w:val=""/>
+      <w:lvlJc w:val="left"/>
+      <w:pPr>
+        <w:ind w:left="2160" w:hanging="360"/>
+      </w:pPr>
+      <w:rPr>
+        <w:rFonts w:ascii="Wingdings" w:hAnsi="Wingdings" w:hint="default"/>
+      </w:rPr>
+    </w:lvl>
+    <w:lvl w:ilvl="3" w:tplc="04190001" w:tentative="1">
+      <w:start w:val="1"/>
+      <w:numFmt w:val="bullet"/>
+      <w:lvlText w:val=""/>
+      <w:lvlJc w:val="left"/>
+      <w:pPr>
+        <w:ind w:left="2880" w:hanging="360"/>
+      </w:pPr>
+      <w:rPr>
+        <w:rFonts w:ascii="Symbol" w:hAnsi="Symbol" w:hint="default"/>
+      </w:rPr>
+    </w:lvl>
+    <w:lvl w:ilvl="4" w:tplc="04190003" w:tentative="1">
+      <w:start w:val="1"/>
+      <w:numFmt w:val="bullet"/>
+      <w:lvlText w:val="o"/>
+      <w:lvlJc w:val="left"/>
+      <w:pPr>
+        <w:ind w:left="3600" w:hanging="360"/>
+      </w:pPr>
+      <w:rPr>
+        <w:rFonts w:ascii="Courier New" w:hAnsi="Courier New" w:cs="Courier New" w:hint="default"/>
+      </w:rPr>
+    </w:lvl>
+    <w:lvl w:ilvl="5" w:tplc="04190005" w:tentative="1">
+      <w:start w:val="1"/>
+      <w:numFmt w:val="bullet"/>
+      <w:lvlText w:val=""/>
+      <w:lvlJc w:val="left"/>
+      <w:pPr>
+        <w:ind w:left="4320" w:hanging="360"/>
+      </w:pPr>
+      <w:rPr>
+        <w:rFonts w:ascii="Wingdings" w:hAnsi="Wingdings" w:hint="default"/>
+      </w:rPr>
+    </w:lvl>
+    <w:lvl w:ilvl="6" w:tplc="04190001" w:tentative="1">
+      <w:start w:val="1"/>
+      <w:numFmt w:val="bullet"/>
+      <w:lvlText w:val=""/>
+      <w:lvlJc w:val="left"/>
+      <w:pPr>
+        <w:ind w:left="5040" w:hanging="360"/>
+      </w:pPr>
+      <w:rPr>
+        <w:rFonts w:ascii="Symbol" w:hAnsi="Symbol" w:hint="default"/>
+      </w:rPr>
+    </w:lvl>
+    <w:lvl w:ilvl="7" w:tplc="04190003" w:tentative="1">
+      <w:start w:val="1"/>
+      <w:numFmt w:val="bullet"/>
+      <w:lvlText w:val="o"/>
+      <w:lvlJc w:val="left"/>
+      <w:pPr>
+        <w:ind w:left="5760" w:hanging="360"/>
+      </w:pPr>
+      <w:rPr>
+        <w:rFonts w:ascii="Courier New" w:hAnsi="Courier New" w:cs="Courier New" w:hint="default"/>
+      </w:rPr>
+    </w:lvl>
+    <w:lvl w:ilvl="8" w:tplc="04190005" w:tentative="1">
+      <w:start w:val="1"/>
+      <w:numFmt w:val="bullet"/>
+      <w:lvlText w:val=""/>
+      <w:lvlJc w:val="left"/>
+      <w:pPr>
+        <w:ind w:left="6480" w:hanging="360"/>
+      </w:pPr>
+      <w:rPr>
+        <w:rFonts w:ascii="Wingdings" w:hAnsi="Wingdings" w:hint="default"/>
+      </w:rPr>
+    </w:lvl>
+  </w:abstractNum>
+  <w:abstractNum w:abstractNumId="11" w15:restartNumberingAfterBreak="0">
     <w:nsid w:val="308D4A63"/>
     <w:multiLevelType w:val="multilevel"/>
     <w:tmpl w:val="01B496DE"/>
@@ -1971,7 +4965,7 @@
     <w:lvl w:ilvl="1">
       <w:start w:val="1"/>
       <w:numFmt w:val="decimal"/>
-      <w:pStyle w:val="2"/>
+      <w:pStyle w:val="20"/>
       <w:suff w:val="space"/>
       <w:lvlText w:val="%1.%2."/>
       <w:lvlJc w:val="left"/>
@@ -2069,7 +5063,7 @@
       </w:rPr>
     </w:lvl>
   </w:abstractNum>
-  <w:abstractNum w:abstractNumId="7" w15:restartNumberingAfterBreak="0">
+  <w:abstractNum w:abstractNumId="12" w15:restartNumberingAfterBreak="0">
     <w:nsid w:val="323E4388"/>
     <w:multiLevelType w:val="multilevel"/>
     <w:tmpl w:val="F02664C0"/>
@@ -2218,14 +5212,13 @@
       </w:rPr>
     </w:lvl>
   </w:abstractNum>
-  <w:abstractNum w:abstractNumId="8" w15:restartNumberingAfterBreak="0">
+  <w:abstractNum w:abstractNumId="13" w15:restartNumberingAfterBreak="0">
     <w:nsid w:val="37951B4A"/>
     <w:multiLevelType w:val="hybridMultilevel"/>
-    <w:tmpl w:val="AAB2F31E"/>
+    <w:tmpl w:val="1C7ACD9E"/>
     <w:lvl w:ilvl="0" w:tplc="618A6044">
       <w:start w:val="1"/>
       <w:numFmt w:val="bullet"/>
-      <w:pStyle w:val="a"/>
       <w:lvlText w:val=""/>
       <w:lvlJc w:val="left"/>
       <w:pPr>
@@ -2235,90 +5228,91 @@
         <w:rFonts w:ascii="Symbol" w:hAnsi="Symbol" w:hint="default"/>
       </w:rPr>
     </w:lvl>
-    <w:lvl w:ilvl="1" w:tplc="04190003" w:tentative="1">
-      <w:start w:val="1"/>
-      <w:numFmt w:val="bullet"/>
+    <w:lvl w:ilvl="1" w:tplc="16A63812">
+      <w:start w:val="1"/>
+      <w:numFmt w:val="bullet"/>
+      <w:suff w:val="space"/>
       <w:lvlText w:val="o"/>
       <w:lvlJc w:val="left"/>
       <w:pPr>
         <w:ind w:left="1440" w:hanging="360"/>
       </w:pPr>
       <w:rPr>
+        <w:rFonts w:ascii="Courier New" w:hAnsi="Courier New" w:hint="default"/>
+      </w:rPr>
+    </w:lvl>
+    <w:lvl w:ilvl="2" w:tplc="04190005" w:tentative="1">
+      <w:start w:val="1"/>
+      <w:numFmt w:val="bullet"/>
+      <w:lvlText w:val=""/>
+      <w:lvlJc w:val="left"/>
+      <w:pPr>
+        <w:ind w:left="2160" w:hanging="360"/>
+      </w:pPr>
+      <w:rPr>
+        <w:rFonts w:ascii="Wingdings" w:hAnsi="Wingdings" w:hint="default"/>
+      </w:rPr>
+    </w:lvl>
+    <w:lvl w:ilvl="3" w:tplc="04190001" w:tentative="1">
+      <w:start w:val="1"/>
+      <w:numFmt w:val="bullet"/>
+      <w:lvlText w:val=""/>
+      <w:lvlJc w:val="left"/>
+      <w:pPr>
+        <w:ind w:left="2880" w:hanging="360"/>
+      </w:pPr>
+      <w:rPr>
+        <w:rFonts w:ascii="Symbol" w:hAnsi="Symbol" w:hint="default"/>
+      </w:rPr>
+    </w:lvl>
+    <w:lvl w:ilvl="4" w:tplc="04190003" w:tentative="1">
+      <w:start w:val="1"/>
+      <w:numFmt w:val="bullet"/>
+      <w:lvlText w:val="o"/>
+      <w:lvlJc w:val="left"/>
+      <w:pPr>
+        <w:ind w:left="3600" w:hanging="360"/>
+      </w:pPr>
+      <w:rPr>
         <w:rFonts w:ascii="Courier New" w:hAnsi="Courier New" w:cs="Courier New" w:hint="default"/>
       </w:rPr>
     </w:lvl>
-    <w:lvl w:ilvl="2" w:tplc="04190005" w:tentative="1">
-      <w:start w:val="1"/>
-      <w:numFmt w:val="bullet"/>
-      <w:lvlText w:val=""/>
-      <w:lvlJc w:val="left"/>
-      <w:pPr>
-        <w:ind w:left="2160" w:hanging="360"/>
-      </w:pPr>
-      <w:rPr>
-        <w:rFonts w:ascii="Wingdings" w:hAnsi="Wingdings" w:hint="default"/>
-      </w:rPr>
-    </w:lvl>
-    <w:lvl w:ilvl="3" w:tplc="04190001" w:tentative="1">
+    <w:lvl w:ilvl="5" w:tplc="04190005" w:tentative="1">
+      <w:start w:val="1"/>
+      <w:numFmt w:val="bullet"/>
+      <w:lvlText w:val=""/>
+      <w:lvlJc w:val="left"/>
+      <w:pPr>
+        <w:ind w:left="4320" w:hanging="360"/>
+      </w:pPr>
+      <w:rPr>
+        <w:rFonts w:ascii="Wingdings" w:hAnsi="Wingdings" w:hint="default"/>
+      </w:rPr>
+    </w:lvl>
+    <w:lvl w:ilvl="6" w:tplc="04190001" w:tentative="1">
       <w:start w:val="1"/>
       <w:numFmt w:val="bullet"/>
       <w:lvlText w:val=""/>
       <w:lvlJc w:val="left"/>
       <w:pPr>
-        <w:ind w:left="2880" w:hanging="360"/>
+        <w:ind w:left="5040" w:hanging="360"/>
       </w:pPr>
       <w:rPr>
         <w:rFonts w:ascii="Symbol" w:hAnsi="Symbol" w:hint="default"/>
       </w:rPr>
     </w:lvl>
-    <w:lvl w:ilvl="4" w:tplc="04190003" w:tentative="1">
+    <w:lvl w:ilvl="7" w:tplc="04190003" w:tentative="1">
       <w:start w:val="1"/>
       <w:numFmt w:val="bullet"/>
       <w:lvlText w:val="o"/>
       <w:lvlJc w:val="left"/>
       <w:pPr>
-        <w:ind w:left="3600" w:hanging="360"/>
+        <w:ind w:left="5760" w:hanging="360"/>
       </w:pPr>
       <w:rPr>
         <w:rFonts w:ascii="Courier New" w:hAnsi="Courier New" w:cs="Courier New" w:hint="default"/>
       </w:rPr>
     </w:lvl>
-    <w:lvl w:ilvl="5" w:tplc="04190005" w:tentative="1">
-      <w:start w:val="1"/>
-      <w:numFmt w:val="bullet"/>
-      <w:lvlText w:val=""/>
-      <w:lvlJc w:val="left"/>
-      <w:pPr>
-        <w:ind w:left="4320" w:hanging="360"/>
-      </w:pPr>
-      <w:rPr>
-        <w:rFonts w:ascii="Wingdings" w:hAnsi="Wingdings" w:hint="default"/>
-      </w:rPr>
-    </w:lvl>
-    <w:lvl w:ilvl="6" w:tplc="04190001" w:tentative="1">
-      <w:start w:val="1"/>
-      <w:numFmt w:val="bullet"/>
-      <w:lvlText w:val=""/>
-      <w:lvlJc w:val="left"/>
-      <w:pPr>
-        <w:ind w:left="5040" w:hanging="360"/>
-      </w:pPr>
-      <w:rPr>
-        <w:rFonts w:ascii="Symbol" w:hAnsi="Symbol" w:hint="default"/>
-      </w:rPr>
-    </w:lvl>
-    <w:lvl w:ilvl="7" w:tplc="04190003" w:tentative="1">
-      <w:start w:val="1"/>
-      <w:numFmt w:val="bullet"/>
-      <w:lvlText w:val="o"/>
-      <w:lvlJc w:val="left"/>
-      <w:pPr>
-        <w:ind w:left="5760" w:hanging="360"/>
-      </w:pPr>
-      <w:rPr>
-        <w:rFonts w:ascii="Courier New" w:hAnsi="Courier New" w:cs="Courier New" w:hint="default"/>
-      </w:rPr>
-    </w:lvl>
     <w:lvl w:ilvl="8" w:tplc="04190005" w:tentative="1">
       <w:start w:val="1"/>
       <w:numFmt w:val="bullet"/>
@@ -2332,7 +5326,7 @@
       </w:rPr>
     </w:lvl>
   </w:abstractNum>
-  <w:abstractNum w:abstractNumId="9" w15:restartNumberingAfterBreak="0">
+  <w:abstractNum w:abstractNumId="14" w15:restartNumberingAfterBreak="0">
     <w:nsid w:val="4DB273AC"/>
     <w:multiLevelType w:val="multilevel"/>
     <w:tmpl w:val="B7A0070C"/>
@@ -2481,7 +5475,7 @@
       </w:rPr>
     </w:lvl>
   </w:abstractNum>
-  <w:abstractNum w:abstractNumId="10" w15:restartNumberingAfterBreak="0">
+  <w:abstractNum w:abstractNumId="15" w15:restartNumberingAfterBreak="0">
     <w:nsid w:val="50AE5C41"/>
     <w:multiLevelType w:val="multilevel"/>
     <w:tmpl w:val="D244F63A"/>
@@ -2630,7 +5624,121 @@
       </w:rPr>
     </w:lvl>
   </w:abstractNum>
-  <w:abstractNum w:abstractNumId="11" w15:restartNumberingAfterBreak="0">
+  <w:abstractNum w:abstractNumId="16" w15:restartNumberingAfterBreak="0">
+    <w:nsid w:val="51375F35"/>
+    <w:multiLevelType w:val="hybridMultilevel"/>
+    <w:tmpl w:val="BF8AC592"/>
+    <w:lvl w:ilvl="0" w:tplc="F77AC9DC">
+      <w:start w:val="1"/>
+      <w:numFmt w:val="bullet"/>
+      <w:suff w:val="space"/>
+      <w:lvlText w:val="o"/>
+      <w:lvlJc w:val="left"/>
+      <w:pPr>
+        <w:ind w:left="198" w:hanging="198"/>
+      </w:pPr>
+      <w:rPr>
+        <w:rFonts w:ascii="Courier New" w:hAnsi="Courier New" w:hint="default"/>
+      </w:rPr>
+    </w:lvl>
+    <w:lvl w:ilvl="1" w:tplc="04190003" w:tentative="1">
+      <w:start w:val="1"/>
+      <w:numFmt w:val="bullet"/>
+      <w:lvlText w:val="o"/>
+      <w:lvlJc w:val="left"/>
+      <w:pPr>
+        <w:ind w:left="1440" w:hanging="360"/>
+      </w:pPr>
+      <w:rPr>
+        <w:rFonts w:ascii="Courier New" w:hAnsi="Courier New" w:cs="Courier New" w:hint="default"/>
+      </w:rPr>
+    </w:lvl>
+    <w:lvl w:ilvl="2" w:tplc="04190005" w:tentative="1">
+      <w:start w:val="1"/>
+      <w:numFmt w:val="bullet"/>
+      <w:lvlText w:val=""/>
+      <w:lvlJc w:val="left"/>
+      <w:pPr>
+        <w:ind w:left="2160" w:hanging="360"/>
+      </w:pPr>
+      <w:rPr>
+        <w:rFonts w:ascii="Wingdings" w:hAnsi="Wingdings" w:hint="default"/>
+      </w:rPr>
+    </w:lvl>
+    <w:lvl w:ilvl="3" w:tplc="04190001" w:tentative="1">
+      <w:start w:val="1"/>
+      <w:numFmt w:val="bullet"/>
+      <w:lvlText w:val=""/>
+      <w:lvlJc w:val="left"/>
+      <w:pPr>
+        <w:ind w:left="2880" w:hanging="360"/>
+      </w:pPr>
+      <w:rPr>
+        <w:rFonts w:ascii="Symbol" w:hAnsi="Symbol" w:hint="default"/>
+      </w:rPr>
+    </w:lvl>
+    <w:lvl w:ilvl="4" w:tplc="04190003" w:tentative="1">
+      <w:start w:val="1"/>
+      <w:numFmt w:val="bullet"/>
+      <w:lvlText w:val="o"/>
+      <w:lvlJc w:val="left"/>
+      <w:pPr>
+        <w:ind w:left="3600" w:hanging="360"/>
+      </w:pPr>
+      <w:rPr>
+        <w:rFonts w:ascii="Courier New" w:hAnsi="Courier New" w:cs="Courier New" w:hint="default"/>
+      </w:rPr>
+    </w:lvl>
+    <w:lvl w:ilvl="5" w:tplc="04190005" w:tentative="1">
+      <w:start w:val="1"/>
+      <w:numFmt w:val="bullet"/>
+      <w:lvlText w:val=""/>
+      <w:lvlJc w:val="left"/>
+      <w:pPr>
+        <w:ind w:left="4320" w:hanging="360"/>
+      </w:pPr>
+      <w:rPr>
+        <w:rFonts w:ascii="Wingdings" w:hAnsi="Wingdings" w:hint="default"/>
+      </w:rPr>
+    </w:lvl>
+    <w:lvl w:ilvl="6" w:tplc="04190001" w:tentative="1">
+      <w:start w:val="1"/>
+      <w:numFmt w:val="bullet"/>
+      <w:lvlText w:val=""/>
+      <w:lvlJc w:val="left"/>
+      <w:pPr>
+        <w:ind w:left="5040" w:hanging="360"/>
+      </w:pPr>
+      <w:rPr>
+        <w:rFonts w:ascii="Symbol" w:hAnsi="Symbol" w:hint="default"/>
+      </w:rPr>
+    </w:lvl>
+    <w:lvl w:ilvl="7" w:tplc="04190003" w:tentative="1">
+      <w:start w:val="1"/>
+      <w:numFmt w:val="bullet"/>
+      <w:lvlText w:val="o"/>
+      <w:lvlJc w:val="left"/>
+      <w:pPr>
+        <w:ind w:left="5760" w:hanging="360"/>
+      </w:pPr>
+      <w:rPr>
+        <w:rFonts w:ascii="Courier New" w:hAnsi="Courier New" w:cs="Courier New" w:hint="default"/>
+      </w:rPr>
+    </w:lvl>
+    <w:lvl w:ilvl="8" w:tplc="04190005" w:tentative="1">
+      <w:start w:val="1"/>
+      <w:numFmt w:val="bullet"/>
+      <w:lvlText w:val=""/>
+      <w:lvlJc w:val="left"/>
+      <w:pPr>
+        <w:ind w:left="6480" w:hanging="360"/>
+      </w:pPr>
+      <w:rPr>
+        <w:rFonts w:ascii="Wingdings" w:hAnsi="Wingdings" w:hint="default"/>
+      </w:rPr>
+    </w:lvl>
+  </w:abstractNum>
+  <w:abstractNum w:abstractNumId="17" w15:restartNumberingAfterBreak="0">
     <w:nsid w:val="58A02E3F"/>
     <w:multiLevelType w:val="multilevel"/>
     <w:tmpl w:val="BA087724"/>
@@ -2779,7 +5887,7 @@
       </w:rPr>
     </w:lvl>
   </w:abstractNum>
-  <w:abstractNum w:abstractNumId="12" w15:restartNumberingAfterBreak="0">
+  <w:abstractNum w:abstractNumId="18" w15:restartNumberingAfterBreak="0">
     <w:nsid w:val="5AEC4B9E"/>
     <w:multiLevelType w:val="multilevel"/>
     <w:tmpl w:val="69D6B5D6"/>
@@ -2928,7 +6036,7 @@
       </w:rPr>
     </w:lvl>
   </w:abstractNum>
-  <w:abstractNum w:abstractNumId="13" w15:restartNumberingAfterBreak="0">
+  <w:abstractNum w:abstractNumId="19" w15:restartNumberingAfterBreak="0">
     <w:nsid w:val="5B2604F2"/>
     <w:multiLevelType w:val="multilevel"/>
     <w:tmpl w:val="D4D81074"/>
@@ -3077,7 +6185,7 @@
       </w:rPr>
     </w:lvl>
   </w:abstractNum>
-  <w:abstractNum w:abstractNumId="14" w15:restartNumberingAfterBreak="0">
+  <w:abstractNum w:abstractNumId="20" w15:restartNumberingAfterBreak="0">
     <w:nsid w:val="61DB472C"/>
     <w:multiLevelType w:val="multilevel"/>
     <w:tmpl w:val="2E4EE17E"/>
@@ -3226,7 +6334,7 @@
       </w:rPr>
     </w:lvl>
   </w:abstractNum>
-  <w:abstractNum w:abstractNumId="15" w15:restartNumberingAfterBreak="0">
+  <w:abstractNum w:abstractNumId="21" w15:restartNumberingAfterBreak="0">
     <w:nsid w:val="65F35D87"/>
     <w:multiLevelType w:val="multilevel"/>
     <w:tmpl w:val="7B2240DE"/>
@@ -3375,7 +6483,7 @@
       </w:rPr>
     </w:lvl>
   </w:abstractNum>
-  <w:abstractNum w:abstractNumId="16" w15:restartNumberingAfterBreak="0">
+  <w:abstractNum w:abstractNumId="22" w15:restartNumberingAfterBreak="0">
     <w:nsid w:val="754102D6"/>
     <w:multiLevelType w:val="multilevel"/>
     <w:tmpl w:val="E55C83F6"/>
@@ -3524,7 +6632,7 @@
       </w:rPr>
     </w:lvl>
   </w:abstractNum>
-  <w:abstractNum w:abstractNumId="17" w15:restartNumberingAfterBreak="0">
+  <w:abstractNum w:abstractNumId="23" w15:restartNumberingAfterBreak="0">
     <w:nsid w:val="7BE97DEB"/>
     <w:multiLevelType w:val="hybridMultilevel"/>
     <w:tmpl w:val="B68CA9F8"/>
@@ -3611,58 +6719,82 @@
     </w:lvl>
   </w:abstractNum>
   <w:num w:numId="1">
+    <w:abstractNumId w:val="23"/>
+  </w:num>
+  <w:num w:numId="2">
+    <w:abstractNumId w:val="3"/>
+  </w:num>
+  <w:num w:numId="3">
+    <w:abstractNumId w:val="11"/>
+  </w:num>
+  <w:num w:numId="4">
+    <w:abstractNumId w:val="13"/>
+  </w:num>
+  <w:num w:numId="5">
+    <w:abstractNumId w:val="2"/>
+  </w:num>
+  <w:num w:numId="6">
+    <w:abstractNumId w:val="15"/>
+  </w:num>
+  <w:num w:numId="7">
     <w:abstractNumId w:val="17"/>
   </w:num>
-  <w:num w:numId="2">
+  <w:num w:numId="8">
+    <w:abstractNumId w:val="12"/>
+  </w:num>
+  <w:num w:numId="9">
+    <w:abstractNumId w:val="7"/>
+  </w:num>
+  <w:num w:numId="10">
+    <w:abstractNumId w:val="21"/>
+  </w:num>
+  <w:num w:numId="11">
+    <w:abstractNumId w:val="4"/>
+  </w:num>
+  <w:num w:numId="12">
+    <w:abstractNumId w:val="22"/>
+  </w:num>
+  <w:num w:numId="13">
+    <w:abstractNumId w:val="18"/>
+  </w:num>
+  <w:num w:numId="14">
+    <w:abstractNumId w:val="8"/>
+  </w:num>
+  <w:num w:numId="15">
+    <w:abstractNumId w:val="20"/>
+  </w:num>
+  <w:num w:numId="16">
+    <w:abstractNumId w:val="6"/>
+  </w:num>
+  <w:num w:numId="17">
+    <w:abstractNumId w:val="14"/>
+  </w:num>
+  <w:num w:numId="18">
+    <w:abstractNumId w:val="19"/>
+  </w:num>
+  <w:num w:numId="19">
+    <w:abstractNumId w:val="5"/>
+  </w:num>
+  <w:num w:numId="20">
+    <w:abstractNumId w:val="16"/>
+  </w:num>
+  <w:num w:numId="21">
+    <w:abstractNumId w:val="16"/>
+    <w:lvlOverride w:ilvl="0">
+      <w:startOverride w:val="1"/>
+    </w:lvlOverride>
+  </w:num>
+  <w:num w:numId="22">
+    <w:abstractNumId w:val="10"/>
+  </w:num>
+  <w:num w:numId="23">
+    <w:abstractNumId w:val="9"/>
+  </w:num>
+  <w:num w:numId="24">
     <w:abstractNumId w:val="1"/>
   </w:num>
-  <w:num w:numId="3">
-    <w:abstractNumId w:val="6"/>
-  </w:num>
-  <w:num w:numId="4">
-    <w:abstractNumId w:val="8"/>
-  </w:num>
-  <w:num w:numId="5">
+  <w:num w:numId="25">
     <w:abstractNumId w:val="0"/>
-  </w:num>
-  <w:num w:numId="6">
-    <w:abstractNumId w:val="10"/>
-  </w:num>
-  <w:num w:numId="7">
-    <w:abstractNumId w:val="11"/>
-  </w:num>
-  <w:num w:numId="8">
-    <w:abstractNumId w:val="7"/>
-  </w:num>
-  <w:num w:numId="9">
-    <w:abstractNumId w:val="4"/>
-  </w:num>
-  <w:num w:numId="10">
-    <w:abstractNumId w:val="15"/>
-  </w:num>
-  <w:num w:numId="11">
-    <w:abstractNumId w:val="2"/>
-  </w:num>
-  <w:num w:numId="12">
-    <w:abstractNumId w:val="16"/>
-  </w:num>
-  <w:num w:numId="13">
-    <w:abstractNumId w:val="12"/>
-  </w:num>
-  <w:num w:numId="14">
-    <w:abstractNumId w:val="5"/>
-  </w:num>
-  <w:num w:numId="15">
-    <w:abstractNumId w:val="14"/>
-  </w:num>
-  <w:num w:numId="16">
-    <w:abstractNumId w:val="3"/>
-  </w:num>
-  <w:num w:numId="17">
-    <w:abstractNumId w:val="9"/>
-  </w:num>
-  <w:num w:numId="18">
-    <w:abstractNumId w:val="13"/>
   </w:num>
 </w:numbering>
 </file>
@@ -3733,14 +6865,14 @@
     <w:lsdException w:name="macro" w:semiHidden="1" w:unhideWhenUsed="1"/>
     <w:lsdException w:name="toa heading" w:semiHidden="1" w:unhideWhenUsed="1"/>
     <w:lsdException w:name="List" w:semiHidden="1" w:unhideWhenUsed="1"/>
-    <w:lsdException w:name="List Bullet" w:semiHidden="1" w:unhideWhenUsed="1"/>
+    <w:lsdException w:name="List Bullet" w:semiHidden="1" w:unhideWhenUsed="1" w:qFormat="1"/>
     <w:lsdException w:name="List Number" w:semiHidden="1" w:unhideWhenUsed="1"/>
     <w:lsdException w:name="List 2" w:semiHidden="1" w:unhideWhenUsed="1"/>
     <w:lsdException w:name="List 3" w:semiHidden="1" w:unhideWhenUsed="1"/>
     <w:lsdException w:name="List 4" w:semiHidden="1" w:unhideWhenUsed="1"/>
     <w:lsdException w:name="List 5" w:semiHidden="1" w:unhideWhenUsed="1"/>
-    <w:lsdException w:name="List Bullet 2" w:semiHidden="1" w:unhideWhenUsed="1"/>
-    <w:lsdException w:name="List Bullet 3" w:semiHidden="1" w:unhideWhenUsed="1"/>
+    <w:lsdException w:name="List Bullet 2" w:semiHidden="1" w:unhideWhenUsed="1" w:qFormat="1"/>
+    <w:lsdException w:name="List Bullet 3" w:uiPriority="20"/>
     <w:lsdException w:name="List Bullet 4" w:semiHidden="1" w:unhideWhenUsed="1"/>
     <w:lsdException w:name="List Bullet 5" w:semiHidden="1" w:unhideWhenUsed="1"/>
     <w:lsdException w:name="List Number 2" w:semiHidden="1" w:unhideWhenUsed="1"/>
@@ -3841,7 +6973,7 @@
     <w:lsdException w:name="Table Grid" w:uiPriority="39"/>
     <w:lsdException w:name="Table Theme" w:semiHidden="1" w:unhideWhenUsed="1"/>
     <w:lsdException w:name="Placeholder Text" w:semiHidden="1"/>
-    <w:lsdException w:name="No Spacing" w:uiPriority="1" w:qFormat="1"/>
+    <w:lsdException w:name="No Spacing" w:semiHidden="1" w:uiPriority="21" w:unhideWhenUsed="1" w:qFormat="1"/>
     <w:lsdException w:name="Light Shading" w:uiPriority="60"/>
     <w:lsdException w:name="Light List" w:uiPriority="61"/>
     <w:lsdException w:name="Light Grid" w:uiPriority="62"/>
@@ -4056,15 +7188,16 @@
     <w:lsdException w:name="List Table 6 Colorful Accent 6" w:uiPriority="51"/>
     <w:lsdException w:name="List Table 7 Colorful Accent 6" w:uiPriority="52"/>
   </w:latentStyles>
-  <w:style w:type="paragraph" w:default="1" w:styleId="a0">
+  <w:style w:type="paragraph" w:default="1" w:styleId="a1">
     <w:name w:val="Normal"/>
+    <w:uiPriority w:val="54"/>
     <w:qFormat/>
-    <w:rsid w:val="006E603C"/>
+    <w:rsid w:val="000562ED"/>
   </w:style>
   <w:style w:type="paragraph" w:styleId="1">
     <w:name w:val="heading 1"/>
-    <w:basedOn w:val="a1"/>
-    <w:next w:val="a2"/>
+    <w:basedOn w:val="a2"/>
+    <w:next w:val="a3"/>
     <w:link w:val="10"/>
     <w:uiPriority w:val="9"/>
     <w:qFormat/>
@@ -4091,11 +7224,11 @@
       </w14:textOutline>
     </w:rPr>
   </w:style>
-  <w:style w:type="paragraph" w:styleId="2">
+  <w:style w:type="paragraph" w:styleId="20">
     <w:name w:val="heading 2"/>
     <w:basedOn w:val="1"/>
-    <w:next w:val="a2"/>
-    <w:link w:val="20"/>
+    <w:next w:val="a3"/>
+    <w:link w:val="21"/>
     <w:uiPriority w:val="9"/>
     <w:unhideWhenUsed/>
     <w:qFormat/>
@@ -4116,8 +7249,8 @@
   </w:style>
   <w:style w:type="paragraph" w:styleId="3">
     <w:name w:val="heading 3"/>
-    <w:basedOn w:val="2"/>
-    <w:next w:val="a0"/>
+    <w:basedOn w:val="20"/>
+    <w:next w:val="a1"/>
     <w:link w:val="30"/>
     <w:uiPriority w:val="9"/>
     <w:unhideWhenUsed/>
@@ -4142,8 +7275,8 @@
   </w:style>
   <w:style w:type="paragraph" w:styleId="4">
     <w:name w:val="heading 4"/>
-    <w:basedOn w:val="a2"/>
-    <w:next w:val="a0"/>
+    <w:basedOn w:val="a3"/>
+    <w:next w:val="a1"/>
     <w:link w:val="40"/>
     <w:uiPriority w:val="9"/>
     <w:unhideWhenUsed/>
@@ -4158,13 +7291,12 @@
       <w:u w:val="single"/>
     </w:rPr>
   </w:style>
-  <w:style w:type="character" w:default="1" w:styleId="a3">
+  <w:style w:type="character" w:default="1" w:styleId="a4">
     <w:name w:val="Default Paragraph Font"/>
     <w:uiPriority w:val="1"/>
-    <w:semiHidden/>
     <w:unhideWhenUsed/>
   </w:style>
-  <w:style w:type="table" w:default="1" w:styleId="a4">
+  <w:style w:type="table" w:default="1" w:styleId="a5">
     <w:name w:val="Normal Table"/>
     <w:uiPriority w:val="99"/>
     <w:semiHidden/>
@@ -4179,17 +7311,17 @@
       </w:tblCellMar>
     </w:tblPr>
   </w:style>
-  <w:style w:type="numbering" w:default="1" w:styleId="a5">
+  <w:style w:type="numbering" w:default="1" w:styleId="a6">
     <w:name w:val="No List"/>
     <w:uiPriority w:val="99"/>
     <w:semiHidden/>
     <w:unhideWhenUsed/>
   </w:style>
-  <w:style w:type="paragraph" w:styleId="a1">
+  <w:style w:type="paragraph" w:styleId="a2">
     <w:name w:val="Title"/>
-    <w:basedOn w:val="a2"/>
-    <w:next w:val="a2"/>
-    <w:link w:val="a6"/>
+    <w:basedOn w:val="a3"/>
+    <w:next w:val="a3"/>
+    <w:link w:val="a7"/>
     <w:uiPriority w:val="10"/>
     <w:qFormat/>
     <w:rsid w:val="00D4477F"/>
@@ -4214,10 +7346,10 @@
       <w:szCs w:val="40"/>
     </w:rPr>
   </w:style>
-  <w:style w:type="character" w:customStyle="1" w:styleId="a6">
+  <w:style w:type="character" w:customStyle="1" w:styleId="a7">
     <w:name w:val="Название Знак"/>
-    <w:basedOn w:val="a3"/>
-    <w:link w:val="a1"/>
+    <w:basedOn w:val="a4"/>
+    <w:link w:val="a2"/>
     <w:uiPriority w:val="10"/>
     <w:rsid w:val="00822E42"/>
     <w:rPr>
@@ -4232,7 +7364,7 @@
   </w:style>
   <w:style w:type="character" w:customStyle="1" w:styleId="10">
     <w:name w:val="Заголовок 1 Знак"/>
-    <w:basedOn w:val="a3"/>
+    <w:basedOn w:val="a4"/>
     <w:link w:val="1"/>
     <w:uiPriority w:val="9"/>
     <w:rsid w:val="00212F98"/>
@@ -4250,10 +7382,10 @@
       </w14:textOutline>
     </w:rPr>
   </w:style>
-  <w:style w:type="character" w:customStyle="1" w:styleId="20">
+  <w:style w:type="character" w:customStyle="1" w:styleId="21">
     <w:name w:val="Заголовок 2 Знак"/>
-    <w:basedOn w:val="a3"/>
-    <w:link w:val="2"/>
+    <w:basedOn w:val="a4"/>
+    <w:link w:val="20"/>
     <w:uiPriority w:val="9"/>
     <w:rsid w:val="00212F98"/>
     <w:rPr>
@@ -4269,10 +7401,10 @@
       </w14:textOutline>
     </w:rPr>
   </w:style>
-  <w:style w:type="paragraph" w:styleId="a2">
+  <w:style w:type="paragraph" w:styleId="a3">
     <w:name w:val="Body Text"/>
-    <w:basedOn w:val="a0"/>
-    <w:link w:val="a7"/>
+    <w:basedOn w:val="a1"/>
+    <w:link w:val="a8"/>
     <w:rsid w:val="008E65D9"/>
     <w:pPr>
       <w:spacing w:after="120"/>
@@ -4285,11 +7417,11 @@
       <w:lang w:val="en-US"/>
     </w:rPr>
   </w:style>
-  <w:style w:type="character" w:customStyle="1" w:styleId="a7">
+  <w:style w:type="character" w:customStyle="1" w:styleId="a8">
     <w:name w:val="Основной текст Знак"/>
-    <w:basedOn w:val="a3"/>
-    <w:link w:val="a2"/>
-    <w:rsid w:val="008E65D9"/>
+    <w:basedOn w:val="a4"/>
+    <w:link w:val="a3"/>
+    <w:rsid w:val="000562ED"/>
     <w:rPr>
       <w:rFonts w:asciiTheme="majorHAnsi" w:hAnsiTheme="majorHAnsi" w:cstheme="majorHAnsi"/>
       <w:sz w:val="28"/>
@@ -4299,7 +7431,7 @@
   </w:style>
   <w:style w:type="character" w:customStyle="1" w:styleId="30">
     <w:name w:val="Заголовок 3 Знак"/>
-    <w:basedOn w:val="a3"/>
+    <w:basedOn w:val="a4"/>
     <w:link w:val="3"/>
     <w:uiPriority w:val="9"/>
     <w:rsid w:val="009101F6"/>
@@ -4321,21 +7453,22 @@
   </w:style>
   <w:style w:type="paragraph" w:customStyle="1" w:styleId="a">
     <w:name w:val="Маркированный список Основной"/>
-    <w:basedOn w:val="a0"/>
-    <w:link w:val="a8"/>
-    <w:qFormat/>
+    <w:basedOn w:val="a1"/>
+    <w:link w:val="a9"/>
+    <w:uiPriority w:val="54"/>
+    <w:semiHidden/>
+    <w:unhideWhenUsed/>
     <w:rsid w:val="006E603C"/>
     <w:pPr>
       <w:keepLines/>
       <w:numPr>
-        <w:numId w:val="4"/>
+        <w:numId w:val="19"/>
       </w:numPr>
       <w:suppressLineNumbers/>
       <w:tabs>
         <w:tab w:val="left" w:pos="2268"/>
       </w:tabs>
       <w:spacing w:before="120" w:after="120"/>
-      <w:ind w:left="993" w:hanging="313"/>
       <w:contextualSpacing/>
     </w:pPr>
     <w:rPr>
@@ -4345,27 +7478,35 @@
       <w:lang w:val="en-US"/>
     </w:rPr>
   </w:style>
-  <w:style w:type="paragraph" w:styleId="a9">
+  <w:style w:type="paragraph" w:styleId="a0">
     <w:name w:val="List Bullet"/>
-    <w:basedOn w:val="aa"/>
-    <w:autoRedefine/>
-    <w:rsid w:val="006E603C"/>
+    <w:basedOn w:val="a3"/>
+    <w:uiPriority w:val="20"/>
+    <w:qFormat/>
+    <w:rsid w:val="009300F8"/>
+    <w:pPr>
+      <w:keepLines/>
+      <w:numPr>
+        <w:numId w:val="22"/>
+      </w:numPr>
+      <w:suppressLineNumbers/>
+      <w:tabs>
+        <w:tab w:val="left" w:pos="2268"/>
+      </w:tabs>
+      <w:spacing w:before="120" w:line="240" w:lineRule="auto"/>
+      <w:contextualSpacing/>
+    </w:pPr>
     <w:rPr>
-      <w:b/>
-      <w:color w:val="833C0B" w:themeColor="accent2" w:themeShade="80"/>
+      <w:lang w:val="ru-RU"/>
     </w:rPr>
   </w:style>
-  <w:style w:type="paragraph" w:customStyle="1" w:styleId="aa">
-    <w:name w:val="Марк список таб"/>
-    <w:basedOn w:val="a"/>
-    <w:link w:val="ab"/>
-    <w:rsid w:val="004C2688"/>
-  </w:style>
-  <w:style w:type="character" w:customStyle="1" w:styleId="a8">
+  <w:style w:type="character" w:customStyle="1" w:styleId="a9">
     <w:name w:val="Маркированный список Основной Знак"/>
-    <w:basedOn w:val="a3"/>
+    <w:basedOn w:val="a4"/>
     <w:link w:val="a"/>
-    <w:rsid w:val="006E603C"/>
+    <w:uiPriority w:val="54"/>
+    <w:semiHidden/>
+    <w:rsid w:val="000562ED"/>
     <w:rPr>
       <w:rFonts w:asciiTheme="majorHAnsi" w:hAnsiTheme="majorHAnsi" w:cstheme="majorHAnsi"/>
       <w:sz w:val="28"/>
@@ -4373,9 +7514,9 @@
       <w:lang w:val="en-US"/>
     </w:rPr>
   </w:style>
-  <w:style w:type="table" w:styleId="ac">
+  <w:style w:type="table" w:styleId="aa">
     <w:name w:val="Table Grid"/>
-    <w:basedOn w:val="a4"/>
+    <w:basedOn w:val="a5"/>
     <w:uiPriority w:val="39"/>
     <w:rsid w:val="00990574"/>
     <w:pPr>
@@ -4392,21 +7533,29 @@
       </w:tblBorders>
     </w:tblPr>
   </w:style>
-  <w:style w:type="character" w:customStyle="1" w:styleId="ab">
-    <w:name w:val="Марк список таб Знак"/>
-    <w:basedOn w:val="a8"/>
-    <w:link w:val="aa"/>
-    <w:rsid w:val="004C2688"/>
+  <w:style w:type="paragraph" w:styleId="2">
+    <w:name w:val="List Bullet 2"/>
+    <w:basedOn w:val="a"/>
+    <w:uiPriority w:val="20"/>
+    <w:qFormat/>
+    <w:rsid w:val="009300F8"/>
+    <w:pPr>
+      <w:numPr>
+        <w:ilvl w:val="1"/>
+        <w:numId w:val="23"/>
+      </w:numPr>
+      <w:spacing w:line="240" w:lineRule="auto"/>
+      <w:ind w:left="368" w:hanging="198"/>
+    </w:pPr>
     <w:rPr>
-      <w:rFonts w:asciiTheme="majorHAnsi" w:hAnsiTheme="majorHAnsi" w:cstheme="majorHAnsi"/>
-      <w:sz w:val="28"/>
-      <w:szCs w:val="28"/>
-      <w:lang w:val="en-US"/>
+      <w:i/>
+      <w:color w:val="7030A0"/>
+      <w:lang w:val="fr-FR"/>
     </w:rPr>
   </w:style>
   <w:style w:type="character" w:customStyle="1" w:styleId="40">
     <w:name w:val="Заголовок 4 Знак"/>
-    <w:basedOn w:val="a3"/>
+    <w:basedOn w:val="a4"/>
     <w:link w:val="4"/>
     <w:uiPriority w:val="9"/>
     <w:rsid w:val="00035EC1"/>
@@ -4420,9 +7569,9 @@
       <w:lang w:val="en-US"/>
     </w:rPr>
   </w:style>
-  <w:style w:type="character" w:styleId="ad">
+  <w:style w:type="character" w:styleId="ab">
     <w:name w:val="Emphasis"/>
-    <w:basedOn w:val="a3"/>
+    <w:basedOn w:val="a4"/>
     <w:uiPriority w:val="20"/>
     <w:qFormat/>
     <w:rsid w:val="00183369"/>
@@ -4433,14 +7582,14 @@
       <w:lang w:val="ru-RU"/>
     </w:rPr>
   </w:style>
-  <w:style w:type="paragraph" w:styleId="ae">
+  <w:style w:type="paragraph" w:styleId="ac">
     <w:name w:val="Intense Quote"/>
-    <w:basedOn w:val="a0"/>
-    <w:next w:val="a0"/>
-    <w:link w:val="af"/>
+    <w:basedOn w:val="a1"/>
+    <w:next w:val="a1"/>
+    <w:link w:val="ad"/>
     <w:uiPriority w:val="30"/>
     <w:qFormat/>
-    <w:rsid w:val="002C4F52"/>
+    <w:rsid w:val="005E7EA5"/>
     <w:pPr>
       <w:pBdr>
         <w:top w:val="single" w:sz="4" w:space="10" w:color="5B9BD5" w:themeColor="accent1"/>
@@ -4454,24 +7603,66 @@
       <w:i/>
       <w:iCs/>
       <w:color w:val="C45911" w:themeColor="accent2" w:themeShade="BF"/>
-      <w:sz w:val="32"/>
+      <w:sz w:val="28"/>
       <w:szCs w:val="32"/>
       <w:lang w:val="en-US"/>
     </w:rPr>
   </w:style>
-  <w:style w:type="character" w:customStyle="1" w:styleId="af">
+  <w:style w:type="character" w:customStyle="1" w:styleId="ad">
     <w:name w:val="Выделенная цитата Знак"/>
-    <w:basedOn w:val="a3"/>
-    <w:link w:val="ae"/>
+    <w:basedOn w:val="a4"/>
+    <w:link w:val="ac"/>
     <w:uiPriority w:val="30"/>
-    <w:rsid w:val="002C4F52"/>
+    <w:rsid w:val="005E7EA5"/>
     <w:rPr>
       <w:i/>
       <w:iCs/>
       <w:color w:val="C45911" w:themeColor="accent2" w:themeShade="BF"/>
-      <w:sz w:val="32"/>
+      <w:sz w:val="28"/>
       <w:szCs w:val="32"/>
       <w:lang w:val="en-US"/>
+    </w:rPr>
+  </w:style>
+  <w:style w:type="character" w:styleId="ae">
+    <w:name w:val="Hyperlink"/>
+    <w:basedOn w:val="a4"/>
+    <w:uiPriority w:val="99"/>
+    <w:unhideWhenUsed/>
+    <w:rsid w:val="00D40588"/>
+    <w:rPr>
+      <w:color w:val="0563C1" w:themeColor="hyperlink"/>
+      <w:u w:val="single"/>
+    </w:rPr>
+  </w:style>
+  <w:style w:type="paragraph" w:styleId="af">
+    <w:name w:val="caption"/>
+    <w:basedOn w:val="a3"/>
+    <w:next w:val="a1"/>
+    <w:uiPriority w:val="35"/>
+    <w:unhideWhenUsed/>
+    <w:qFormat/>
+    <w:rsid w:val="000A390F"/>
+    <w:pPr>
+      <w:spacing w:after="200" w:line="240" w:lineRule="auto"/>
+    </w:pPr>
+    <w:rPr>
+      <w:i/>
+      <w:iCs/>
+      <w:color w:val="44546A" w:themeColor="text2"/>
+      <w:sz w:val="24"/>
+      <w:szCs w:val="24"/>
+    </w:rPr>
+  </w:style>
+  <w:style w:type="character" w:styleId="af0">
+    <w:name w:val="Intense Emphasis"/>
+    <w:basedOn w:val="a4"/>
+    <w:uiPriority w:val="21"/>
+    <w:qFormat/>
+    <w:rsid w:val="006509C1"/>
+    <w:rPr>
+      <w:i/>
+      <w:iCs/>
+      <w:color w:val="5B9BD5" w:themeColor="accent1"/>
     </w:rPr>
   </w:style>
 </w:styles>
@@ -4743,7 +7934,7 @@
 </file>
 
 <file path=customXml/itemProps1.xml><?xml version="1.0" encoding="utf-8"?>
-<ds:datastoreItem xmlns:ds="http://schemas.openxmlformats.org/officeDocument/2006/customXml" ds:itemID="{C73BAD72-1F73-4F51-9405-4CA3506C1311}">
+<ds:datastoreItem xmlns:ds="http://schemas.openxmlformats.org/officeDocument/2006/customXml" ds:itemID="{47A8185E-E03F-4E20-AEB4-E6E6C1139B18}">
   <ds:schemaRefs>
     <ds:schemaRef ds:uri="http://schemas.openxmlformats.org/officeDocument/2006/bibliography"/>
   </ds:schemaRefs>
